--- a/docs/developpement/phases/word/PHASE_12_CLOTURES_MENSUELLE_ET_ANNUELLE_TOTAL_PERPETUEL.docx
+++ b/docs/developpement/phases/word/PHASE_12_CLOTURES_MENSUELLE_ET_ANNUELLE_TOTAL_PERPETUEL.docx
@@ -20,7 +20,7 @@
       <w:r>
         <w:t xml:space="preserve">FlaiX Expert · dossier de développement · généré le 2026-10-04 depuis le dépôt </w:t>
       </w:r>
-      <w:hyperlink w:history="1" r:id="rIdplq0d9a2nmkpehlqxyaa7">
+      <w:hyperlink w:history="1" r:id="rId3ufhoghuvmgfiyxz_qekb">
         <w:r>
           <w:rPr>
             <w:rStyle w:val="Hyperlink"/>
@@ -629,7 +629,7 @@
           <w:numId w:val="3"/>
         </w:numPr>
       </w:pPr>
-      <w:hyperlink w:history="1" r:id="rIdxgjyn9qscaruriasrudwt">
+      <w:hyperlink w:history="1" r:id="rIdnhhhookpfxerghz7g8h3u">
         <w:r>
           <w:rPr>
             <w:rStyle w:val="Hyperlink"/>
@@ -649,7 +649,7 @@
           <w:numId w:val="3"/>
         </w:numPr>
       </w:pPr>
-      <w:hyperlink w:history="1" r:id="rId9nopl8eazyyac_khopqaf">
+      <w:hyperlink w:history="1" r:id="rIdd9n44all2j7wbrb8ncbwe">
         <w:r>
           <w:rPr>
             <w:rStyle w:val="Hyperlink"/>
@@ -669,7 +669,7 @@
           <w:numId w:val="3"/>
         </w:numPr>
       </w:pPr>
-      <w:hyperlink w:history="1" r:id="rIdlhs-vcqvl_2umtwbfin8s">
+      <w:hyperlink w:history="1" r:id="rIdf19pv6k-vyvdlgzg5fhzs">
         <w:r>
           <w:rPr>
             <w:rStyle w:val="Hyperlink"/>
@@ -717,7 +717,7 @@
       <w:r>
         <w:t xml:space="preserve"> — créé — </w:t>
       </w:r>
-      <w:hyperlink w:history="1" r:id="rIduf_u8hyi5fq4gv525myml">
+      <w:hyperlink w:history="1" r:id="rIdxhrvm1f1icea5gppgynzf">
         <w:r>
           <w:rPr>
             <w:rStyle w:val="Hyperlink"/>
@@ -754,7 +754,7 @@
       <w:r>
         <w:t xml:space="preserve"> — créé — </w:t>
       </w:r>
-      <w:hyperlink w:history="1" r:id="rIdltl-bvmude1iewkoqmftw">
+      <w:hyperlink w:history="1" r:id="rIdzreq7ayco61fmmtojem4_">
         <w:r>
           <w:rPr>
             <w:rStyle w:val="Hyperlink"/>
@@ -783,7 +783,7 @@
       <w:r>
         <w:t xml:space="preserve"> — créé — </w:t>
       </w:r>
-      <w:hyperlink w:history="1" r:id="rIdkixdk5bwairdlyt7ecce2">
+      <w:hyperlink w:history="1" r:id="rIdvdhogoxq44zv4ry8mskd-">
         <w:r>
           <w:rPr>
             <w:rStyle w:val="Hyperlink"/>
@@ -820,7 +820,7 @@
       <w:r>
         <w:t xml:space="preserve"> — créé — </w:t>
       </w:r>
-      <w:hyperlink w:history="1" r:id="rIdyphcnttozz6pq90feh7oo">
+      <w:hyperlink w:history="1" r:id="rIduysxj9h3bri7mkyqanuk4">
         <w:r>
           <w:rPr>
             <w:rStyle w:val="Hyperlink"/>
@@ -849,7 +849,7 @@
       <w:r>
         <w:t xml:space="preserve"> — modifié — </w:t>
       </w:r>
-      <w:hyperlink w:history="1" r:id="rId04qvtbnp_a3qfpc95s98n">
+      <w:hyperlink w:history="1" r:id="rIdl1el9q1xaawuxru9dsxot">
         <w:r>
           <w:rPr>
             <w:rStyle w:val="Hyperlink"/>
@@ -878,7 +878,7 @@
       <w:r>
         <w:t xml:space="preserve"> — modifié — </w:t>
       </w:r>
-      <w:hyperlink w:history="1" r:id="rIdnfoeb8ctp2nww2nriifqv">
+      <w:hyperlink w:history="1" r:id="rIdhjdgl9puyzdjzwmopbuni">
         <w:r>
           <w:rPr>
             <w:rStyle w:val="Hyperlink"/>
@@ -907,7 +907,7 @@
       <w:r>
         <w:t xml:space="preserve"> — modifié — </w:t>
       </w:r>
-      <w:hyperlink w:history="1" r:id="rIdec6-8ob6ibijyv5kespvb">
+      <w:hyperlink w:history="1" r:id="rIdny3ww6xugof4tsa4xqt1_">
         <w:r>
           <w:rPr>
             <w:rStyle w:val="Hyperlink"/>
@@ -944,7 +944,7 @@
       <w:r>
         <w:t xml:space="preserve"> — modifié — </w:t>
       </w:r>
-      <w:hyperlink w:history="1" r:id="rIduvm2db70n19k3ar_y1bst">
+      <w:hyperlink w:history="1" r:id="rIdpimrcqmnihbkrmrzl_qqb">
         <w:r>
           <w:rPr>
             <w:rStyle w:val="Hyperlink"/>
@@ -973,7 +973,7 @@
       <w:r>
         <w:t xml:space="preserve"> — créé — </w:t>
       </w:r>
-      <w:hyperlink w:history="1" r:id="rIdi30w0uqglld8zcjn1newc">
+      <w:hyperlink w:history="1" r:id="rIds8wq_yb9oo7oqhzdqqxm_">
         <w:r>
           <w:rPr>
             <w:rStyle w:val="Hyperlink"/>
@@ -1002,7 +1002,7 @@
       <w:r>
         <w:t xml:space="preserve"> — modifié — </w:t>
       </w:r>
-      <w:hyperlink w:history="1" r:id="rIdzyeard6qwaskfxrbmyr9b">
+      <w:hyperlink w:history="1" r:id="rIdohtr2x80ly_dvnuhhsbl2">
         <w:r>
           <w:rPr>
             <w:rStyle w:val="Hyperlink"/>
@@ -1039,7 +1039,7 @@
       <w:r>
         <w:t xml:space="preserve"> — modifié — </w:t>
       </w:r>
-      <w:hyperlink w:history="1" r:id="rIdggiftcuvxq5s9maujdh4b">
+      <w:hyperlink w:history="1" r:id="rId896rbjibjoqwv3t_9-fgb">
         <w:r>
           <w:rPr>
             <w:rStyle w:val="Hyperlink"/>
@@ -1068,7 +1068,7 @@
       <w:r>
         <w:t xml:space="preserve"> — créé — </w:t>
       </w:r>
-      <w:hyperlink w:history="1" r:id="rIdplxbh9jy5k4y3cd6-x48o">
+      <w:hyperlink w:history="1" r:id="rIdf2za3mkzmbexi9o2ub6rl">
         <w:r>
           <w:rPr>
             <w:rStyle w:val="Hyperlink"/>
@@ -1097,7 +1097,7 @@
       <w:r>
         <w:t xml:space="preserve"> — modifié — </w:t>
       </w:r>
-      <w:hyperlink w:history="1" r:id="rIdbgmn-tn9jlhzptmqxcvct">
+      <w:hyperlink w:history="1" r:id="rId7iro5glabrd0xkousnf3n">
         <w:r>
           <w:rPr>
             <w:rStyle w:val="Hyperlink"/>
@@ -1134,7 +1134,7 @@
       <w:r>
         <w:t xml:space="preserve"> — modifié — </w:t>
       </w:r>
-      <w:hyperlink w:history="1" r:id="rIdams_qc5fkhzo02lqgoza3">
+      <w:hyperlink w:history="1" r:id="rIdnzdw4t6pze5usqzytegkw">
         <w:r>
           <w:rPr>
             <w:rStyle w:val="Hyperlink"/>
@@ -1163,7 +1163,7 @@
       <w:r>
         <w:t xml:space="preserve"> — modifié — </w:t>
       </w:r>
-      <w:hyperlink w:history="1" r:id="rIdg0sxxrwmg9ydwww4utfj_">
+      <w:hyperlink w:history="1" r:id="rIdh2pphulgxp1_8kw7klznm">
         <w:r>
           <w:rPr>
             <w:rStyle w:val="Hyperlink"/>
@@ -1192,7 +1192,7 @@
       <w:r>
         <w:t xml:space="preserve"> — modifié — </w:t>
       </w:r>
-      <w:hyperlink w:history="1" r:id="rIdfrho9fvehxglrilgx0qow">
+      <w:hyperlink w:history="1" r:id="rIdif1zque2mcev7bxbvl05i">
         <w:r>
           <w:rPr>
             <w:rStyle w:val="Hyperlink"/>

--- a/docs/developpement/phases/word/PHASE_12_CLOTURES_MENSUELLE_ET_ANNUELLE_TOTAL_PERPETUEL.docx
+++ b/docs/developpement/phases/word/PHASE_12_CLOTURES_MENSUELLE_ET_ANNUELLE_TOTAL_PERPETUEL.docx
@@ -20,7 +20,7 @@
       <w:r>
         <w:t xml:space="preserve">FlaiX Expert · dossier de développement · généré le 2026-10-04 depuis le dépôt </w:t>
       </w:r>
-      <w:hyperlink w:history="1" r:id="rId3ufhoghuvmgfiyxz_qekb">
+      <w:hyperlink w:history="1" r:id="rIdev9rgdqqawgb_giey9bcw">
         <w:r>
           <w:rPr>
             <w:rStyle w:val="Hyperlink"/>
@@ -629,7 +629,7 @@
           <w:numId w:val="3"/>
         </w:numPr>
       </w:pPr>
-      <w:hyperlink w:history="1" r:id="rIdnhhhookpfxerghz7g8h3u">
+      <w:hyperlink w:history="1" r:id="rIdtntnwnq0j1taqkwxswly_">
         <w:r>
           <w:rPr>
             <w:rStyle w:val="Hyperlink"/>
@@ -649,7 +649,7 @@
           <w:numId w:val="3"/>
         </w:numPr>
       </w:pPr>
-      <w:hyperlink w:history="1" r:id="rIdd9n44all2j7wbrb8ncbwe">
+      <w:hyperlink w:history="1" r:id="rId6vji7cuck6ubk8ansmwl3">
         <w:r>
           <w:rPr>
             <w:rStyle w:val="Hyperlink"/>
@@ -669,7 +669,7 @@
           <w:numId w:val="3"/>
         </w:numPr>
       </w:pPr>
-      <w:hyperlink w:history="1" r:id="rIdf19pv6k-vyvdlgzg5fhzs">
+      <w:hyperlink w:history="1" r:id="rId4bii3xjor4ps1bssmxx5c">
         <w:r>
           <w:rPr>
             <w:rStyle w:val="Hyperlink"/>
@@ -717,7 +717,7 @@
       <w:r>
         <w:t xml:space="preserve"> — créé — </w:t>
       </w:r>
-      <w:hyperlink w:history="1" r:id="rIdxhrvm1f1icea5gppgynzf">
+      <w:hyperlink w:history="1" r:id="rId5uzk_zcbydrigx4y1em28">
         <w:r>
           <w:rPr>
             <w:rStyle w:val="Hyperlink"/>
@@ -754,7 +754,7 @@
       <w:r>
         <w:t xml:space="preserve"> — créé — </w:t>
       </w:r>
-      <w:hyperlink w:history="1" r:id="rIdzreq7ayco61fmmtojem4_">
+      <w:hyperlink w:history="1" r:id="rIdl0zg444jxdrdbldch1o3s">
         <w:r>
           <w:rPr>
             <w:rStyle w:val="Hyperlink"/>
@@ -783,7 +783,7 @@
       <w:r>
         <w:t xml:space="preserve"> — créé — </w:t>
       </w:r>
-      <w:hyperlink w:history="1" r:id="rIdvdhogoxq44zv4ry8mskd-">
+      <w:hyperlink w:history="1" r:id="rIdfyq_ikz-hcyuoizabcijo">
         <w:r>
           <w:rPr>
             <w:rStyle w:val="Hyperlink"/>
@@ -820,7 +820,7 @@
       <w:r>
         <w:t xml:space="preserve"> — créé — </w:t>
       </w:r>
-      <w:hyperlink w:history="1" r:id="rIduysxj9h3bri7mkyqanuk4">
+      <w:hyperlink w:history="1" r:id="rIdmjnsjfwkcehy_o7ecm_ir">
         <w:r>
           <w:rPr>
             <w:rStyle w:val="Hyperlink"/>
@@ -849,7 +849,7 @@
       <w:r>
         <w:t xml:space="preserve"> — modifié — </w:t>
       </w:r>
-      <w:hyperlink w:history="1" r:id="rIdl1el9q1xaawuxru9dsxot">
+      <w:hyperlink w:history="1" r:id="rIdpvckxx5eohafzh4jzwp4h">
         <w:r>
           <w:rPr>
             <w:rStyle w:val="Hyperlink"/>
@@ -878,7 +878,7 @@
       <w:r>
         <w:t xml:space="preserve"> — modifié — </w:t>
       </w:r>
-      <w:hyperlink w:history="1" r:id="rIdhjdgl9puyzdjzwmopbuni">
+      <w:hyperlink w:history="1" r:id="rIduixgv4dzgxwsqfsf0brh1">
         <w:r>
           <w:rPr>
             <w:rStyle w:val="Hyperlink"/>
@@ -907,7 +907,7 @@
       <w:r>
         <w:t xml:space="preserve"> — modifié — </w:t>
       </w:r>
-      <w:hyperlink w:history="1" r:id="rIdny3ww6xugof4tsa4xqt1_">
+      <w:hyperlink w:history="1" r:id="rIdso1rzf2jgyqzgxdeh9qdd">
         <w:r>
           <w:rPr>
             <w:rStyle w:val="Hyperlink"/>
@@ -944,7 +944,7 @@
       <w:r>
         <w:t xml:space="preserve"> — modifié — </w:t>
       </w:r>
-      <w:hyperlink w:history="1" r:id="rIdpimrcqmnihbkrmrzl_qqb">
+      <w:hyperlink w:history="1" r:id="rIdtyt8dz_ih4_00bhqssxkh">
         <w:r>
           <w:rPr>
             <w:rStyle w:val="Hyperlink"/>
@@ -973,7 +973,7 @@
       <w:r>
         <w:t xml:space="preserve"> — créé — </w:t>
       </w:r>
-      <w:hyperlink w:history="1" r:id="rIds8wq_yb9oo7oqhzdqqxm_">
+      <w:hyperlink w:history="1" r:id="rId19h1j8cgci90qrr0hs3z5">
         <w:r>
           <w:rPr>
             <w:rStyle w:val="Hyperlink"/>
@@ -1002,7 +1002,7 @@
       <w:r>
         <w:t xml:space="preserve"> — modifié — </w:t>
       </w:r>
-      <w:hyperlink w:history="1" r:id="rIdohtr2x80ly_dvnuhhsbl2">
+      <w:hyperlink w:history="1" r:id="rId3qluoutr45uanbfwzmpox">
         <w:r>
           <w:rPr>
             <w:rStyle w:val="Hyperlink"/>
@@ -1039,7 +1039,7 @@
       <w:r>
         <w:t xml:space="preserve"> — modifié — </w:t>
       </w:r>
-      <w:hyperlink w:history="1" r:id="rId896rbjibjoqwv3t_9-fgb">
+      <w:hyperlink w:history="1" r:id="rIdbin7yotm6kn05jkaqzifz">
         <w:r>
           <w:rPr>
             <w:rStyle w:val="Hyperlink"/>
@@ -1068,7 +1068,7 @@
       <w:r>
         <w:t xml:space="preserve"> — créé — </w:t>
       </w:r>
-      <w:hyperlink w:history="1" r:id="rIdf2za3mkzmbexi9o2ub6rl">
+      <w:hyperlink w:history="1" r:id="rIdg8lareq-dslhtknm4dkil">
         <w:r>
           <w:rPr>
             <w:rStyle w:val="Hyperlink"/>
@@ -1097,7 +1097,7 @@
       <w:r>
         <w:t xml:space="preserve"> — modifié — </w:t>
       </w:r>
-      <w:hyperlink w:history="1" r:id="rId7iro5glabrd0xkousnf3n">
+      <w:hyperlink w:history="1" r:id="rIdoaets22m0gpqzcytyootk">
         <w:r>
           <w:rPr>
             <w:rStyle w:val="Hyperlink"/>
@@ -1134,7 +1134,7 @@
       <w:r>
         <w:t xml:space="preserve"> — modifié — </w:t>
       </w:r>
-      <w:hyperlink w:history="1" r:id="rIdnzdw4t6pze5usqzytegkw">
+      <w:hyperlink w:history="1" r:id="rIdekla7nrt5trmyb2pzvzkw">
         <w:r>
           <w:rPr>
             <w:rStyle w:val="Hyperlink"/>
@@ -1163,7 +1163,7 @@
       <w:r>
         <w:t xml:space="preserve"> — modifié — </w:t>
       </w:r>
-      <w:hyperlink w:history="1" r:id="rIdh2pphulgxp1_8kw7klznm">
+      <w:hyperlink w:history="1" r:id="rIdelr4ihahrbreuavs5awlm">
         <w:r>
           <w:rPr>
             <w:rStyle w:val="Hyperlink"/>
@@ -1192,7 +1192,7 @@
       <w:r>
         <w:t xml:space="preserve"> — modifié — </w:t>
       </w:r>
-      <w:hyperlink w:history="1" r:id="rIdif1zque2mcev7bxbvl05i">
+      <w:hyperlink w:history="1" r:id="rIdmv8g46j75ymw8obczt5ch">
         <w:r>
           <w:rPr>
             <w:rStyle w:val="Hyperlink"/>

--- a/docs/developpement/phases/word/PHASE_12_CLOTURES_MENSUELLE_ET_ANNUELLE_TOTAL_PERPETUEL.docx
+++ b/docs/developpement/phases/word/PHASE_12_CLOTURES_MENSUELLE_ET_ANNUELLE_TOTAL_PERPETUEL.docx
@@ -20,7 +20,7 @@
       <w:r>
         <w:t xml:space="preserve">FlaiX Expert · dossier de développement · généré le 2026-10-04 depuis le dépôt </w:t>
       </w:r>
-      <w:hyperlink w:history="1" r:id="rIdev9rgdqqawgb_giey9bcw">
+      <w:hyperlink w:history="1" r:id="rIds-fwcg8h8wushfmpekhjm">
         <w:r>
           <w:rPr>
             <w:rStyle w:val="Hyperlink"/>
@@ -629,7 +629,7 @@
           <w:numId w:val="3"/>
         </w:numPr>
       </w:pPr>
-      <w:hyperlink w:history="1" r:id="rIdtntnwnq0j1taqkwxswly_">
+      <w:hyperlink w:history="1" r:id="rIdhhehfd2ctixq447r8ndlf">
         <w:r>
           <w:rPr>
             <w:rStyle w:val="Hyperlink"/>
@@ -649,7 +649,7 @@
           <w:numId w:val="3"/>
         </w:numPr>
       </w:pPr>
-      <w:hyperlink w:history="1" r:id="rId6vji7cuck6ubk8ansmwl3">
+      <w:hyperlink w:history="1" r:id="rIdbeyx3e3lbupk8w_quabur">
         <w:r>
           <w:rPr>
             <w:rStyle w:val="Hyperlink"/>
@@ -669,7 +669,7 @@
           <w:numId w:val="3"/>
         </w:numPr>
       </w:pPr>
-      <w:hyperlink w:history="1" r:id="rId4bii3xjor4ps1bssmxx5c">
+      <w:hyperlink w:history="1" r:id="rIdfcnaguxvvyl400sq7zxle">
         <w:r>
           <w:rPr>
             <w:rStyle w:val="Hyperlink"/>
@@ -717,7 +717,7 @@
       <w:r>
         <w:t xml:space="preserve"> — créé — </w:t>
       </w:r>
-      <w:hyperlink w:history="1" r:id="rId5uzk_zcbydrigx4y1em28">
+      <w:hyperlink w:history="1" r:id="rIddakx42gnqoy-ygpuqcz0k">
         <w:r>
           <w:rPr>
             <w:rStyle w:val="Hyperlink"/>
@@ -754,7 +754,7 @@
       <w:r>
         <w:t xml:space="preserve"> — créé — </w:t>
       </w:r>
-      <w:hyperlink w:history="1" r:id="rIdl0zg444jxdrdbldch1o3s">
+      <w:hyperlink w:history="1" r:id="rId_injjqeiko919lsb3p3wp">
         <w:r>
           <w:rPr>
             <w:rStyle w:val="Hyperlink"/>
@@ -783,7 +783,7 @@
       <w:r>
         <w:t xml:space="preserve"> — créé — </w:t>
       </w:r>
-      <w:hyperlink w:history="1" r:id="rIdfyq_ikz-hcyuoizabcijo">
+      <w:hyperlink w:history="1" r:id="rIdgvugpgvte2esfwgc0om1w">
         <w:r>
           <w:rPr>
             <w:rStyle w:val="Hyperlink"/>
@@ -820,7 +820,7 @@
       <w:r>
         <w:t xml:space="preserve"> — créé — </w:t>
       </w:r>
-      <w:hyperlink w:history="1" r:id="rIdmjnsjfwkcehy_o7ecm_ir">
+      <w:hyperlink w:history="1" r:id="rIdqb9f-pvtfztoxa5q0shjl">
         <w:r>
           <w:rPr>
             <w:rStyle w:val="Hyperlink"/>
@@ -849,7 +849,7 @@
       <w:r>
         <w:t xml:space="preserve"> — modifié — </w:t>
       </w:r>
-      <w:hyperlink w:history="1" r:id="rIdpvckxx5eohafzh4jzwp4h">
+      <w:hyperlink w:history="1" r:id="rIdzxem9s17nrwvhi0_3la-l">
         <w:r>
           <w:rPr>
             <w:rStyle w:val="Hyperlink"/>
@@ -878,7 +878,7 @@
       <w:r>
         <w:t xml:space="preserve"> — modifié — </w:t>
       </w:r>
-      <w:hyperlink w:history="1" r:id="rIduixgv4dzgxwsqfsf0brh1">
+      <w:hyperlink w:history="1" r:id="rIdkv0he7ze_eus5wfgxli5u">
         <w:r>
           <w:rPr>
             <w:rStyle w:val="Hyperlink"/>
@@ -907,7 +907,7 @@
       <w:r>
         <w:t xml:space="preserve"> — modifié — </w:t>
       </w:r>
-      <w:hyperlink w:history="1" r:id="rIdso1rzf2jgyqzgxdeh9qdd">
+      <w:hyperlink w:history="1" r:id="rIdscpthqvjtptycuxh9ewfr">
         <w:r>
           <w:rPr>
             <w:rStyle w:val="Hyperlink"/>
@@ -944,7 +944,7 @@
       <w:r>
         <w:t xml:space="preserve"> — modifié — </w:t>
       </w:r>
-      <w:hyperlink w:history="1" r:id="rIdtyt8dz_ih4_00bhqssxkh">
+      <w:hyperlink w:history="1" r:id="rId2soyzue05gn7qkhu0e_dk">
         <w:r>
           <w:rPr>
             <w:rStyle w:val="Hyperlink"/>
@@ -973,7 +973,7 @@
       <w:r>
         <w:t xml:space="preserve"> — créé — </w:t>
       </w:r>
-      <w:hyperlink w:history="1" r:id="rId19h1j8cgci90qrr0hs3z5">
+      <w:hyperlink w:history="1" r:id="rId49zvrz5ljejjfavbjpjtj">
         <w:r>
           <w:rPr>
             <w:rStyle w:val="Hyperlink"/>
@@ -1002,7 +1002,7 @@
       <w:r>
         <w:t xml:space="preserve"> — modifié — </w:t>
       </w:r>
-      <w:hyperlink w:history="1" r:id="rId3qluoutr45uanbfwzmpox">
+      <w:hyperlink w:history="1" r:id="rIdpyz1yzwuergifu-rgakvq">
         <w:r>
           <w:rPr>
             <w:rStyle w:val="Hyperlink"/>
@@ -1039,7 +1039,7 @@
       <w:r>
         <w:t xml:space="preserve"> — modifié — </w:t>
       </w:r>
-      <w:hyperlink w:history="1" r:id="rIdbin7yotm6kn05jkaqzifz">
+      <w:hyperlink w:history="1" r:id="rIdtkymppkgw3c3ysvsm9ow1">
         <w:r>
           <w:rPr>
             <w:rStyle w:val="Hyperlink"/>
@@ -1068,7 +1068,7 @@
       <w:r>
         <w:t xml:space="preserve"> — créé — </w:t>
       </w:r>
-      <w:hyperlink w:history="1" r:id="rIdg8lareq-dslhtknm4dkil">
+      <w:hyperlink w:history="1" r:id="rIduvqfbvtyhyc3d9ftec0xu">
         <w:r>
           <w:rPr>
             <w:rStyle w:val="Hyperlink"/>
@@ -1097,7 +1097,7 @@
       <w:r>
         <w:t xml:space="preserve"> — modifié — </w:t>
       </w:r>
-      <w:hyperlink w:history="1" r:id="rIdoaets22m0gpqzcytyootk">
+      <w:hyperlink w:history="1" r:id="rIdyoin0if8aj8djndjpxw95">
         <w:r>
           <w:rPr>
             <w:rStyle w:val="Hyperlink"/>
@@ -1134,7 +1134,7 @@
       <w:r>
         <w:t xml:space="preserve"> — modifié — </w:t>
       </w:r>
-      <w:hyperlink w:history="1" r:id="rIdekla7nrt5trmyb2pzvzkw">
+      <w:hyperlink w:history="1" r:id="rId2jzaeibfulqni7ymlwlxh">
         <w:r>
           <w:rPr>
             <w:rStyle w:val="Hyperlink"/>
@@ -1163,7 +1163,7 @@
       <w:r>
         <w:t xml:space="preserve"> — modifié — </w:t>
       </w:r>
-      <w:hyperlink w:history="1" r:id="rIdelr4ihahrbreuavs5awlm">
+      <w:hyperlink w:history="1" r:id="rIdyrwxzaely42ytvugizbck">
         <w:r>
           <w:rPr>
             <w:rStyle w:val="Hyperlink"/>
@@ -1192,7 +1192,7 @@
       <w:r>
         <w:t xml:space="preserve"> — modifié — </w:t>
       </w:r>
-      <w:hyperlink w:history="1" r:id="rIdmv8g46j75ymw8obczt5ch">
+      <w:hyperlink w:history="1" r:id="rIdng42b6grghvaec8awn2gb">
         <w:r>
           <w:rPr>
             <w:rStyle w:val="Hyperlink"/>

--- a/docs/developpement/phases/word/PHASE_12_CLOTURES_MENSUELLE_ET_ANNUELLE_TOTAL_PERPETUEL.docx
+++ b/docs/developpement/phases/word/PHASE_12_CLOTURES_MENSUELLE_ET_ANNUELLE_TOTAL_PERPETUEL.docx
@@ -20,7 +20,7 @@
       <w:r>
         <w:t xml:space="preserve">FlaiX Expert · dossier de développement · généré le 2026-10-04 depuis le dépôt </w:t>
       </w:r>
-      <w:hyperlink w:history="1" r:id="rIds-fwcg8h8wushfmpekhjm">
+      <w:hyperlink w:history="1" r:id="rIdgb6sohufh60otbxf9wqba">
         <w:r>
           <w:rPr>
             <w:rStyle w:val="Hyperlink"/>
@@ -629,7 +629,7 @@
           <w:numId w:val="3"/>
         </w:numPr>
       </w:pPr>
-      <w:hyperlink w:history="1" r:id="rIdhhehfd2ctixq447r8ndlf">
+      <w:hyperlink w:history="1" r:id="rIdy3fftluzimxwq3sqc5qnq">
         <w:r>
           <w:rPr>
             <w:rStyle w:val="Hyperlink"/>
@@ -649,7 +649,7 @@
           <w:numId w:val="3"/>
         </w:numPr>
       </w:pPr>
-      <w:hyperlink w:history="1" r:id="rIdbeyx3e3lbupk8w_quabur">
+      <w:hyperlink w:history="1" r:id="rId9hhjlw_mgvecgpy0rvcnc">
         <w:r>
           <w:rPr>
             <w:rStyle w:val="Hyperlink"/>
@@ -669,7 +669,7 @@
           <w:numId w:val="3"/>
         </w:numPr>
       </w:pPr>
-      <w:hyperlink w:history="1" r:id="rIdfcnaguxvvyl400sq7zxle">
+      <w:hyperlink w:history="1" r:id="rId6b4la_mwfdiorsf5xkmcc">
         <w:r>
           <w:rPr>
             <w:rStyle w:val="Hyperlink"/>
@@ -717,7 +717,7 @@
       <w:r>
         <w:t xml:space="preserve"> — créé — </w:t>
       </w:r>
-      <w:hyperlink w:history="1" r:id="rIddakx42gnqoy-ygpuqcz0k">
+      <w:hyperlink w:history="1" r:id="rIdqvjqicra9ea8gg0fu5ukm">
         <w:r>
           <w:rPr>
             <w:rStyle w:val="Hyperlink"/>
@@ -754,7 +754,7 @@
       <w:r>
         <w:t xml:space="preserve"> — créé — </w:t>
       </w:r>
-      <w:hyperlink w:history="1" r:id="rId_injjqeiko919lsb3p3wp">
+      <w:hyperlink w:history="1" r:id="rIdvhnxffsxekhdx8msscojp">
         <w:r>
           <w:rPr>
             <w:rStyle w:val="Hyperlink"/>
@@ -783,7 +783,7 @@
       <w:r>
         <w:t xml:space="preserve"> — créé — </w:t>
       </w:r>
-      <w:hyperlink w:history="1" r:id="rIdgvugpgvte2esfwgc0om1w">
+      <w:hyperlink w:history="1" r:id="rIdx0t-hzkbnh7p6phvwcazr">
         <w:r>
           <w:rPr>
             <w:rStyle w:val="Hyperlink"/>
@@ -820,7 +820,7 @@
       <w:r>
         <w:t xml:space="preserve"> — créé — </w:t>
       </w:r>
-      <w:hyperlink w:history="1" r:id="rIdqb9f-pvtfztoxa5q0shjl">
+      <w:hyperlink w:history="1" r:id="rId4ftnjp9huddfrmuf3ipdu">
         <w:r>
           <w:rPr>
             <w:rStyle w:val="Hyperlink"/>
@@ -849,7 +849,7 @@
       <w:r>
         <w:t xml:space="preserve"> — modifié — </w:t>
       </w:r>
-      <w:hyperlink w:history="1" r:id="rIdzxem9s17nrwvhi0_3la-l">
+      <w:hyperlink w:history="1" r:id="rIddho6ywtmxpon0t1ve5wxp">
         <w:r>
           <w:rPr>
             <w:rStyle w:val="Hyperlink"/>
@@ -878,7 +878,7 @@
       <w:r>
         <w:t xml:space="preserve"> — modifié — </w:t>
       </w:r>
-      <w:hyperlink w:history="1" r:id="rIdkv0he7ze_eus5wfgxli5u">
+      <w:hyperlink w:history="1" r:id="rIdtnbd7przznriexqvfc1b_">
         <w:r>
           <w:rPr>
             <w:rStyle w:val="Hyperlink"/>
@@ -907,7 +907,7 @@
       <w:r>
         <w:t xml:space="preserve"> — modifié — </w:t>
       </w:r>
-      <w:hyperlink w:history="1" r:id="rIdscpthqvjtptycuxh9ewfr">
+      <w:hyperlink w:history="1" r:id="rIdetq7ibreyzskklb81nbtf">
         <w:r>
           <w:rPr>
             <w:rStyle w:val="Hyperlink"/>
@@ -944,7 +944,7 @@
       <w:r>
         <w:t xml:space="preserve"> — modifié — </w:t>
       </w:r>
-      <w:hyperlink w:history="1" r:id="rId2soyzue05gn7qkhu0e_dk">
+      <w:hyperlink w:history="1" r:id="rIdn0kmayv5dim7d4h5efcn7">
         <w:r>
           <w:rPr>
             <w:rStyle w:val="Hyperlink"/>
@@ -973,7 +973,7 @@
       <w:r>
         <w:t xml:space="preserve"> — créé — </w:t>
       </w:r>
-      <w:hyperlink w:history="1" r:id="rId49zvrz5ljejjfavbjpjtj">
+      <w:hyperlink w:history="1" r:id="rIdhiyx0elzrsmwcjrc3gfyv">
         <w:r>
           <w:rPr>
             <w:rStyle w:val="Hyperlink"/>
@@ -1002,7 +1002,7 @@
       <w:r>
         <w:t xml:space="preserve"> — modifié — </w:t>
       </w:r>
-      <w:hyperlink w:history="1" r:id="rIdpyz1yzwuergifu-rgakvq">
+      <w:hyperlink w:history="1" r:id="rIdxh6xlzbz0gsz4v5fetktk">
         <w:r>
           <w:rPr>
             <w:rStyle w:val="Hyperlink"/>
@@ -1039,7 +1039,7 @@
       <w:r>
         <w:t xml:space="preserve"> — modifié — </w:t>
       </w:r>
-      <w:hyperlink w:history="1" r:id="rIdtkymppkgw3c3ysvsm9ow1">
+      <w:hyperlink w:history="1" r:id="rIdbvswhu5zoqxopyahhn5gw">
         <w:r>
           <w:rPr>
             <w:rStyle w:val="Hyperlink"/>
@@ -1068,7 +1068,7 @@
       <w:r>
         <w:t xml:space="preserve"> — créé — </w:t>
       </w:r>
-      <w:hyperlink w:history="1" r:id="rIduvqfbvtyhyc3d9ftec0xu">
+      <w:hyperlink w:history="1" r:id="rIdp3gdj70qxpgeyuquds1fn">
         <w:r>
           <w:rPr>
             <w:rStyle w:val="Hyperlink"/>
@@ -1097,7 +1097,7 @@
       <w:r>
         <w:t xml:space="preserve"> — modifié — </w:t>
       </w:r>
-      <w:hyperlink w:history="1" r:id="rIdyoin0if8aj8djndjpxw95">
+      <w:hyperlink w:history="1" r:id="rId1c2axxpiv8v4ll5nryjbg">
         <w:r>
           <w:rPr>
             <w:rStyle w:val="Hyperlink"/>
@@ -1134,7 +1134,7 @@
       <w:r>
         <w:t xml:space="preserve"> — modifié — </w:t>
       </w:r>
-      <w:hyperlink w:history="1" r:id="rId2jzaeibfulqni7ymlwlxh">
+      <w:hyperlink w:history="1" r:id="rIdgqpqkxd30kxrl0blrb4po">
         <w:r>
           <w:rPr>
             <w:rStyle w:val="Hyperlink"/>
@@ -1163,7 +1163,7 @@
       <w:r>
         <w:t xml:space="preserve"> — modifié — </w:t>
       </w:r>
-      <w:hyperlink w:history="1" r:id="rIdyrwxzaely42ytvugizbck">
+      <w:hyperlink w:history="1" r:id="rIdcbunptqpj49ts0j6pvcbr">
         <w:r>
           <w:rPr>
             <w:rStyle w:val="Hyperlink"/>
@@ -1192,7 +1192,7 @@
       <w:r>
         <w:t xml:space="preserve"> — modifié — </w:t>
       </w:r>
-      <w:hyperlink w:history="1" r:id="rIdng42b6grghvaec8awn2gb">
+      <w:hyperlink w:history="1" r:id="rIdqhomwlatfjzuhqvrsz2ba">
         <w:r>
           <w:rPr>
             <w:rStyle w:val="Hyperlink"/>
@@ -1264,7 +1264,7 @@
           <w:b/>
           <w:bCs/>
         </w:rPr>
-        <w:t xml:space="preserve">C1 — Z du match (clôture journalière)</w:t>
+        <w:t xml:space="preserve">C1 — Z de l'événement (clôture journalière)</w:t>
       </w:r>
     </w:p>
     <w:p>
@@ -1276,7 +1276,7 @@
         </w:numPr>
       </w:pPr>
       <w:r>
-        <w:t xml:space="preserve">à la clôture du match : totaux figés, TVA par taux exacte, perpétuel avancé, empreinte produite</w:t>
+        <w:t xml:space="preserve">à la clôture de l'événement : totaux figés, TVA par taux exacte, perpétuel avancé, empreinte produite</w:t>
       </w:r>
     </w:p>
     <w:p>
@@ -1304,7 +1304,7 @@
         </w:numPr>
       </w:pPr>
       <w:r>
-        <w:t xml:space="preserve">bloquée tant qu'un match du mois n'est pas clos</w:t>
+        <w:t xml:space="preserve">bloquée tant qu'un événement du mois n'est pas clos</w:t>
       </w:r>
     </w:p>
     <w:p>
@@ -1316,7 +1316,7 @@
         </w:numPr>
       </w:pPr>
       <w:r>
-        <w:t xml:space="preserve">un mois ne se clôt pas avant le précédent qui a des matchs ; le mois en cours n'est jamais clôturable</w:t>
+        <w:t xml:space="preserve">un mois ne se clôt pas avant le précédent qui a des événements ; le mois en cours n'est jamais clôturable</w:t>
       </w:r>
     </w:p>
     <w:p>
@@ -1328,7 +1328,7 @@
         </w:numPr>
       </w:pPr>
       <w:r>
-        <w:t xml:space="preserve">C3 / C4 — grand total du mois = somme de ses matchs ; perpétuel après = avant + grand total</w:t>
+        <w:t xml:space="preserve">C3 / C4 — grand total du mois = somme de ses événements ; perpétuel après = avant + grand total</w:t>
       </w:r>
     </w:p>
     <w:p>
@@ -1340,7 +1340,7 @@
         </w:numPr>
       </w:pPr>
       <w:r>
-        <w:t xml:space="preserve">un mois clôturé ne reçoit plus de match, ni créé, ni déplacé, ni ouvert</w:t>
+        <w:t xml:space="preserve">un mois clôturé ne reçoit plus d'événement, ni créé, ni déplacé, ni ouvert</w:t>
       </w:r>
     </w:p>
     <w:p>
@@ -1446,7 +1446,7 @@
         </w:numPr>
       </w:pPr>
       <w:r>
-        <w:t xml:space="preserve">le mois d'un match se lit à l'heure de Paris</w:t>
+        <w:t xml:space="preserve">le mois d'un événement se lit à l'heure de Paris</w:t>
       </w:r>
     </w:p>
     <w:p>

--- a/docs/developpement/phases/word/PHASE_12_CLOTURES_MENSUELLE_ET_ANNUELLE_TOTAL_PERPETUEL.docx
+++ b/docs/developpement/phases/word/PHASE_12_CLOTURES_MENSUELLE_ET_ANNUELLE_TOTAL_PERPETUEL.docx
@@ -20,7 +20,7 @@
       <w:r>
         <w:t xml:space="preserve">FlaiX Expert · dossier de développement · généré le 2026-10-04 depuis le dépôt </w:t>
       </w:r>
-      <w:hyperlink w:history="1" r:id="rIdgb6sohufh60otbxf9wqba">
+      <w:hyperlink w:history="1" r:id="rIduedhm5tajmwldnuhf0nzt">
         <w:r>
           <w:rPr>
             <w:rStyle w:val="Hyperlink"/>
@@ -629,7 +629,7 @@
           <w:numId w:val="3"/>
         </w:numPr>
       </w:pPr>
-      <w:hyperlink w:history="1" r:id="rIdy3fftluzimxwq3sqc5qnq">
+      <w:hyperlink w:history="1" r:id="rId8c-omhcsjajkkwyebcyhf">
         <w:r>
           <w:rPr>
             <w:rStyle w:val="Hyperlink"/>
@@ -649,7 +649,7 @@
           <w:numId w:val="3"/>
         </w:numPr>
       </w:pPr>
-      <w:hyperlink w:history="1" r:id="rId9hhjlw_mgvecgpy0rvcnc">
+      <w:hyperlink w:history="1" r:id="rIdkitowv4fh7jzuie9bqcgg">
         <w:r>
           <w:rPr>
             <w:rStyle w:val="Hyperlink"/>
@@ -669,7 +669,7 @@
           <w:numId w:val="3"/>
         </w:numPr>
       </w:pPr>
-      <w:hyperlink w:history="1" r:id="rId6b4la_mwfdiorsf5xkmcc">
+      <w:hyperlink w:history="1" r:id="rId5xebjckbystrczl-na9v9">
         <w:r>
           <w:rPr>
             <w:rStyle w:val="Hyperlink"/>
@@ -717,7 +717,7 @@
       <w:r>
         <w:t xml:space="preserve"> — créé — </w:t>
       </w:r>
-      <w:hyperlink w:history="1" r:id="rIdqvjqicra9ea8gg0fu5ukm">
+      <w:hyperlink w:history="1" r:id="rIdift-ivxos1azlac2yuxt3">
         <w:r>
           <w:rPr>
             <w:rStyle w:val="Hyperlink"/>
@@ -754,7 +754,7 @@
       <w:r>
         <w:t xml:space="preserve"> — créé — </w:t>
       </w:r>
-      <w:hyperlink w:history="1" r:id="rIdvhnxffsxekhdx8msscojp">
+      <w:hyperlink w:history="1" r:id="rIdw0qdzh54acnojbhujiyan">
         <w:r>
           <w:rPr>
             <w:rStyle w:val="Hyperlink"/>
@@ -783,7 +783,7 @@
       <w:r>
         <w:t xml:space="preserve"> — créé — </w:t>
       </w:r>
-      <w:hyperlink w:history="1" r:id="rIdx0t-hzkbnh7p6phvwcazr">
+      <w:hyperlink w:history="1" r:id="rIduy5aftfav5fbrj4fqa5qr">
         <w:r>
           <w:rPr>
             <w:rStyle w:val="Hyperlink"/>
@@ -820,7 +820,7 @@
       <w:r>
         <w:t xml:space="preserve"> — créé — </w:t>
       </w:r>
-      <w:hyperlink w:history="1" r:id="rId4ftnjp9huddfrmuf3ipdu">
+      <w:hyperlink w:history="1" r:id="rId3ogdvhjy8vfxwo-_nbtfo">
         <w:r>
           <w:rPr>
             <w:rStyle w:val="Hyperlink"/>
@@ -849,7 +849,7 @@
       <w:r>
         <w:t xml:space="preserve"> — modifié — </w:t>
       </w:r>
-      <w:hyperlink w:history="1" r:id="rIddho6ywtmxpon0t1ve5wxp">
+      <w:hyperlink w:history="1" r:id="rIdjmib_6zfdlrwvfqk-cexb">
         <w:r>
           <w:rPr>
             <w:rStyle w:val="Hyperlink"/>
@@ -878,7 +878,7 @@
       <w:r>
         <w:t xml:space="preserve"> — modifié — </w:t>
       </w:r>
-      <w:hyperlink w:history="1" r:id="rIdtnbd7przznriexqvfc1b_">
+      <w:hyperlink w:history="1" r:id="rIdpsy7--ibgjzvfqw2dvwhs">
         <w:r>
           <w:rPr>
             <w:rStyle w:val="Hyperlink"/>
@@ -907,7 +907,7 @@
       <w:r>
         <w:t xml:space="preserve"> — modifié — </w:t>
       </w:r>
-      <w:hyperlink w:history="1" r:id="rIdetq7ibreyzskklb81nbtf">
+      <w:hyperlink w:history="1" r:id="rIdcoo01vff_r2jqy21m8hug">
         <w:r>
           <w:rPr>
             <w:rStyle w:val="Hyperlink"/>
@@ -944,7 +944,7 @@
       <w:r>
         <w:t xml:space="preserve"> — modifié — </w:t>
       </w:r>
-      <w:hyperlink w:history="1" r:id="rIdn0kmayv5dim7d4h5efcn7">
+      <w:hyperlink w:history="1" r:id="rIdvr87ev4gevokuyxf3rxro">
         <w:r>
           <w:rPr>
             <w:rStyle w:val="Hyperlink"/>
@@ -973,7 +973,7 @@
       <w:r>
         <w:t xml:space="preserve"> — créé — </w:t>
       </w:r>
-      <w:hyperlink w:history="1" r:id="rIdhiyx0elzrsmwcjrc3gfyv">
+      <w:hyperlink w:history="1" r:id="rId15rhjyifmlouavqaq_1ql">
         <w:r>
           <w:rPr>
             <w:rStyle w:val="Hyperlink"/>
@@ -1002,7 +1002,7 @@
       <w:r>
         <w:t xml:space="preserve"> — modifié — </w:t>
       </w:r>
-      <w:hyperlink w:history="1" r:id="rIdxh6xlzbz0gsz4v5fetktk">
+      <w:hyperlink w:history="1" r:id="rIdrq4x5sl9oci6lx8axffow">
         <w:r>
           <w:rPr>
             <w:rStyle w:val="Hyperlink"/>
@@ -1039,7 +1039,7 @@
       <w:r>
         <w:t xml:space="preserve"> — modifié — </w:t>
       </w:r>
-      <w:hyperlink w:history="1" r:id="rIdbvswhu5zoqxopyahhn5gw">
+      <w:hyperlink w:history="1" r:id="rIdtmru2kxj_74okem93x51u">
         <w:r>
           <w:rPr>
             <w:rStyle w:val="Hyperlink"/>
@@ -1068,7 +1068,7 @@
       <w:r>
         <w:t xml:space="preserve"> — créé — </w:t>
       </w:r>
-      <w:hyperlink w:history="1" r:id="rIdp3gdj70qxpgeyuquds1fn">
+      <w:hyperlink w:history="1" r:id="rIdnoocdeor5rt0gvpnffx1n">
         <w:r>
           <w:rPr>
             <w:rStyle w:val="Hyperlink"/>
@@ -1097,7 +1097,7 @@
       <w:r>
         <w:t xml:space="preserve"> — modifié — </w:t>
       </w:r>
-      <w:hyperlink w:history="1" r:id="rId1c2axxpiv8v4ll5nryjbg">
+      <w:hyperlink w:history="1" r:id="rId5lqukb28eonbdjiyeuy-e">
         <w:r>
           <w:rPr>
             <w:rStyle w:val="Hyperlink"/>
@@ -1134,7 +1134,7 @@
       <w:r>
         <w:t xml:space="preserve"> — modifié — </w:t>
       </w:r>
-      <w:hyperlink w:history="1" r:id="rIdgqpqkxd30kxrl0blrb4po">
+      <w:hyperlink w:history="1" r:id="rIdrlvrnhbq1yrxfm-t9jnd4">
         <w:r>
           <w:rPr>
             <w:rStyle w:val="Hyperlink"/>
@@ -1163,7 +1163,7 @@
       <w:r>
         <w:t xml:space="preserve"> — modifié — </w:t>
       </w:r>
-      <w:hyperlink w:history="1" r:id="rIdcbunptqpj49ts0j6pvcbr">
+      <w:hyperlink w:history="1" r:id="rIdjix98c0ap3fmq9pi_9qqo">
         <w:r>
           <w:rPr>
             <w:rStyle w:val="Hyperlink"/>
@@ -1192,7 +1192,7 @@
       <w:r>
         <w:t xml:space="preserve"> — modifié — </w:t>
       </w:r>
-      <w:hyperlink w:history="1" r:id="rIdqhomwlatfjzuhqvrsz2ba">
+      <w:hyperlink w:history="1" r:id="rIdc-hb93z5egjgvsj2sf-rc">
         <w:r>
           <w:rPr>
             <w:rStyle w:val="Hyperlink"/>

--- a/docs/developpement/phases/word/PHASE_12_CLOTURES_MENSUELLE_ET_ANNUELLE_TOTAL_PERPETUEL.docx
+++ b/docs/developpement/phases/word/PHASE_12_CLOTURES_MENSUELLE_ET_ANNUELLE_TOTAL_PERPETUEL.docx
@@ -20,7 +20,7 @@
       <w:r>
         <w:t xml:space="preserve">FlaiX Expert · dossier de développement · généré le 2026-10-04 depuis le dépôt </w:t>
       </w:r>
-      <w:hyperlink w:history="1" r:id="rIduedhm5tajmwldnuhf0nzt">
+      <w:hyperlink w:history="1" r:id="rIdga7maquhyw3xvh4gs4web">
         <w:r>
           <w:rPr>
             <w:rStyle w:val="Hyperlink"/>
@@ -629,7 +629,7 @@
           <w:numId w:val="3"/>
         </w:numPr>
       </w:pPr>
-      <w:hyperlink w:history="1" r:id="rId8c-omhcsjajkkwyebcyhf">
+      <w:hyperlink w:history="1" r:id="rIdorglgsjhyjouvhljgacwr">
         <w:r>
           <w:rPr>
             <w:rStyle w:val="Hyperlink"/>
@@ -649,7 +649,7 @@
           <w:numId w:val="3"/>
         </w:numPr>
       </w:pPr>
-      <w:hyperlink w:history="1" r:id="rIdkitowv4fh7jzuie9bqcgg">
+      <w:hyperlink w:history="1" r:id="rIdbtw1z3hieubz01_r1q0c-">
         <w:r>
           <w:rPr>
             <w:rStyle w:val="Hyperlink"/>
@@ -669,7 +669,7 @@
           <w:numId w:val="3"/>
         </w:numPr>
       </w:pPr>
-      <w:hyperlink w:history="1" r:id="rId5xebjckbystrczl-na9v9">
+      <w:hyperlink w:history="1" r:id="rId2vhwxagnf5j3q-dwvx3kb">
         <w:r>
           <w:rPr>
             <w:rStyle w:val="Hyperlink"/>
@@ -717,7 +717,7 @@
       <w:r>
         <w:t xml:space="preserve"> — créé — </w:t>
       </w:r>
-      <w:hyperlink w:history="1" r:id="rIdift-ivxos1azlac2yuxt3">
+      <w:hyperlink w:history="1" r:id="rIdckqrz9st3yhhx7a7uc-ir">
         <w:r>
           <w:rPr>
             <w:rStyle w:val="Hyperlink"/>
@@ -754,7 +754,7 @@
       <w:r>
         <w:t xml:space="preserve"> — créé — </w:t>
       </w:r>
-      <w:hyperlink w:history="1" r:id="rIdw0qdzh54acnojbhujiyan">
+      <w:hyperlink w:history="1" r:id="rIdfh2qyg8ftdcwqqw7m4mjp">
         <w:r>
           <w:rPr>
             <w:rStyle w:val="Hyperlink"/>
@@ -783,7 +783,7 @@
       <w:r>
         <w:t xml:space="preserve"> — créé — </w:t>
       </w:r>
-      <w:hyperlink w:history="1" r:id="rIduy5aftfav5fbrj4fqa5qr">
+      <w:hyperlink w:history="1" r:id="rIdk8xrtgyssrlkvn9mnymm0">
         <w:r>
           <w:rPr>
             <w:rStyle w:val="Hyperlink"/>
@@ -820,7 +820,7 @@
       <w:r>
         <w:t xml:space="preserve"> — créé — </w:t>
       </w:r>
-      <w:hyperlink w:history="1" r:id="rId3ogdvhjy8vfxwo-_nbtfo">
+      <w:hyperlink w:history="1" r:id="rIdojfd88crex0vhm2jhq6io">
         <w:r>
           <w:rPr>
             <w:rStyle w:val="Hyperlink"/>
@@ -849,7 +849,7 @@
       <w:r>
         <w:t xml:space="preserve"> — modifié — </w:t>
       </w:r>
-      <w:hyperlink w:history="1" r:id="rIdjmib_6zfdlrwvfqk-cexb">
+      <w:hyperlink w:history="1" r:id="rId_jrzlqqozwdjut9elg5sc">
         <w:r>
           <w:rPr>
             <w:rStyle w:val="Hyperlink"/>
@@ -878,7 +878,7 @@
       <w:r>
         <w:t xml:space="preserve"> — modifié — </w:t>
       </w:r>
-      <w:hyperlink w:history="1" r:id="rIdpsy7--ibgjzvfqw2dvwhs">
+      <w:hyperlink w:history="1" r:id="rIdnuhropqzh-j7m8n1jgyg_">
         <w:r>
           <w:rPr>
             <w:rStyle w:val="Hyperlink"/>
@@ -907,7 +907,7 @@
       <w:r>
         <w:t xml:space="preserve"> — modifié — </w:t>
       </w:r>
-      <w:hyperlink w:history="1" r:id="rIdcoo01vff_r2jqy21m8hug">
+      <w:hyperlink w:history="1" r:id="rIdnzhiviwspmmzltxdqqc-h">
         <w:r>
           <w:rPr>
             <w:rStyle w:val="Hyperlink"/>
@@ -944,7 +944,7 @@
       <w:r>
         <w:t xml:space="preserve"> — modifié — </w:t>
       </w:r>
-      <w:hyperlink w:history="1" r:id="rIdvr87ev4gevokuyxf3rxro">
+      <w:hyperlink w:history="1" r:id="rId9lzdc48nlv1ewko2fuiks">
         <w:r>
           <w:rPr>
             <w:rStyle w:val="Hyperlink"/>
@@ -973,7 +973,7 @@
       <w:r>
         <w:t xml:space="preserve"> — créé — </w:t>
       </w:r>
-      <w:hyperlink w:history="1" r:id="rId15rhjyifmlouavqaq_1ql">
+      <w:hyperlink w:history="1" r:id="rIdejz9mrhjtdevajkptlhd5">
         <w:r>
           <w:rPr>
             <w:rStyle w:val="Hyperlink"/>
@@ -1002,7 +1002,7 @@
       <w:r>
         <w:t xml:space="preserve"> — modifié — </w:t>
       </w:r>
-      <w:hyperlink w:history="1" r:id="rIdrq4x5sl9oci6lx8axffow">
+      <w:hyperlink w:history="1" r:id="rIdz8gq-0rr4asnayyliybrw">
         <w:r>
           <w:rPr>
             <w:rStyle w:val="Hyperlink"/>
@@ -1039,7 +1039,7 @@
       <w:r>
         <w:t xml:space="preserve"> — modifié — </w:t>
       </w:r>
-      <w:hyperlink w:history="1" r:id="rIdtmru2kxj_74okem93x51u">
+      <w:hyperlink w:history="1" r:id="rIduwz0_uveq3epr7ympg_jg">
         <w:r>
           <w:rPr>
             <w:rStyle w:val="Hyperlink"/>
@@ -1068,7 +1068,7 @@
       <w:r>
         <w:t xml:space="preserve"> — créé — </w:t>
       </w:r>
-      <w:hyperlink w:history="1" r:id="rIdnoocdeor5rt0gvpnffx1n">
+      <w:hyperlink w:history="1" r:id="rId8cileckffye-atflrbm3a">
         <w:r>
           <w:rPr>
             <w:rStyle w:val="Hyperlink"/>
@@ -1097,7 +1097,7 @@
       <w:r>
         <w:t xml:space="preserve"> — modifié — </w:t>
       </w:r>
-      <w:hyperlink w:history="1" r:id="rId5lqukb28eonbdjiyeuy-e">
+      <w:hyperlink w:history="1" r:id="rId61wozrl0t9fcq2pg0v2aj">
         <w:r>
           <w:rPr>
             <w:rStyle w:val="Hyperlink"/>
@@ -1134,7 +1134,7 @@
       <w:r>
         <w:t xml:space="preserve"> — modifié — </w:t>
       </w:r>
-      <w:hyperlink w:history="1" r:id="rIdrlvrnhbq1yrxfm-t9jnd4">
+      <w:hyperlink w:history="1" r:id="rId12leos-cqhozlafe4wbgf">
         <w:r>
           <w:rPr>
             <w:rStyle w:val="Hyperlink"/>
@@ -1163,7 +1163,7 @@
       <w:r>
         <w:t xml:space="preserve"> — modifié — </w:t>
       </w:r>
-      <w:hyperlink w:history="1" r:id="rIdjix98c0ap3fmq9pi_9qqo">
+      <w:hyperlink w:history="1" r:id="rId8iliynm13k32cwifbvqy2">
         <w:r>
           <w:rPr>
             <w:rStyle w:val="Hyperlink"/>
@@ -1192,7 +1192,7 @@
       <w:r>
         <w:t xml:space="preserve"> — modifié — </w:t>
       </w:r>
-      <w:hyperlink w:history="1" r:id="rIdc-hb93z5egjgvsj2sf-rc">
+      <w:hyperlink w:history="1" r:id="rIdb_zxcivjo9i7ubg_kstip">
         <w:r>
           <w:rPr>
             <w:rStyle w:val="Hyperlink"/>

--- a/docs/developpement/phases/word/PHASE_12_CLOTURES_MENSUELLE_ET_ANNUELLE_TOTAL_PERPETUEL.docx
+++ b/docs/developpement/phases/word/PHASE_12_CLOTURES_MENSUELLE_ET_ANNUELLE_TOTAL_PERPETUEL.docx
@@ -20,7 +20,7 @@
       <w:r>
         <w:t xml:space="preserve">FlaiX Expert · dossier de développement · généré le 2026-10-04 depuis le dépôt </w:t>
       </w:r>
-      <w:hyperlink w:history="1" r:id="rIdga7maquhyw3xvh4gs4web">
+      <w:hyperlink w:history="1" r:id="rIdrt53jgixzbrrcwlklafmu">
         <w:r>
           <w:rPr>
             <w:rStyle w:val="Hyperlink"/>
@@ -629,7 +629,7 @@
           <w:numId w:val="3"/>
         </w:numPr>
       </w:pPr>
-      <w:hyperlink w:history="1" r:id="rIdorglgsjhyjouvhljgacwr">
+      <w:hyperlink w:history="1" r:id="rIdojfqsi8mbh-zue9ya1tvw">
         <w:r>
           <w:rPr>
             <w:rStyle w:val="Hyperlink"/>
@@ -649,7 +649,7 @@
           <w:numId w:val="3"/>
         </w:numPr>
       </w:pPr>
-      <w:hyperlink w:history="1" r:id="rIdbtw1z3hieubz01_r1q0c-">
+      <w:hyperlink w:history="1" r:id="rIdfkn9y4ib286r5jabeemsz">
         <w:r>
           <w:rPr>
             <w:rStyle w:val="Hyperlink"/>
@@ -669,7 +669,7 @@
           <w:numId w:val="3"/>
         </w:numPr>
       </w:pPr>
-      <w:hyperlink w:history="1" r:id="rId2vhwxagnf5j3q-dwvx3kb">
+      <w:hyperlink w:history="1" r:id="rId8uvd9ujczauhdev7bg4an">
         <w:r>
           <w:rPr>
             <w:rStyle w:val="Hyperlink"/>
@@ -717,7 +717,7 @@
       <w:r>
         <w:t xml:space="preserve"> — créé — </w:t>
       </w:r>
-      <w:hyperlink w:history="1" r:id="rIdckqrz9st3yhhx7a7uc-ir">
+      <w:hyperlink w:history="1" r:id="rIdx5n4q5xfnv6oilyj-jnvm">
         <w:r>
           <w:rPr>
             <w:rStyle w:val="Hyperlink"/>
@@ -754,7 +754,7 @@
       <w:r>
         <w:t xml:space="preserve"> — créé — </w:t>
       </w:r>
-      <w:hyperlink w:history="1" r:id="rIdfh2qyg8ftdcwqqw7m4mjp">
+      <w:hyperlink w:history="1" r:id="rId15ji4ar5gjxu2juwjjlmf">
         <w:r>
           <w:rPr>
             <w:rStyle w:val="Hyperlink"/>
@@ -783,7 +783,7 @@
       <w:r>
         <w:t xml:space="preserve"> — créé — </w:t>
       </w:r>
-      <w:hyperlink w:history="1" r:id="rIdk8xrtgyssrlkvn9mnymm0">
+      <w:hyperlink w:history="1" r:id="rIdiiy9m9td7i9ogu6gwxmmi">
         <w:r>
           <w:rPr>
             <w:rStyle w:val="Hyperlink"/>
@@ -820,7 +820,7 @@
       <w:r>
         <w:t xml:space="preserve"> — créé — </w:t>
       </w:r>
-      <w:hyperlink w:history="1" r:id="rIdojfd88crex0vhm2jhq6io">
+      <w:hyperlink w:history="1" r:id="rIdocay7hvasxboeymr7q7zw">
         <w:r>
           <w:rPr>
             <w:rStyle w:val="Hyperlink"/>
@@ -849,7 +849,7 @@
       <w:r>
         <w:t xml:space="preserve"> — modifié — </w:t>
       </w:r>
-      <w:hyperlink w:history="1" r:id="rId_jrzlqqozwdjut9elg5sc">
+      <w:hyperlink w:history="1" r:id="rIdq1yrb3nvg6j7jeouqsu94">
         <w:r>
           <w:rPr>
             <w:rStyle w:val="Hyperlink"/>
@@ -878,7 +878,7 @@
       <w:r>
         <w:t xml:space="preserve"> — modifié — </w:t>
       </w:r>
-      <w:hyperlink w:history="1" r:id="rIdnuhropqzh-j7m8n1jgyg_">
+      <w:hyperlink w:history="1" r:id="rIdv68j9bux-xmervbdwbhhb">
         <w:r>
           <w:rPr>
             <w:rStyle w:val="Hyperlink"/>
@@ -907,7 +907,7 @@
       <w:r>
         <w:t xml:space="preserve"> — modifié — </w:t>
       </w:r>
-      <w:hyperlink w:history="1" r:id="rIdnzhiviwspmmzltxdqqc-h">
+      <w:hyperlink w:history="1" r:id="rIdtp9djtjkdeqmdreiiwury">
         <w:r>
           <w:rPr>
             <w:rStyle w:val="Hyperlink"/>
@@ -944,7 +944,7 @@
       <w:r>
         <w:t xml:space="preserve"> — modifié — </w:t>
       </w:r>
-      <w:hyperlink w:history="1" r:id="rId9lzdc48nlv1ewko2fuiks">
+      <w:hyperlink w:history="1" r:id="rIdiuovkqsnffivkga-8agno">
         <w:r>
           <w:rPr>
             <w:rStyle w:val="Hyperlink"/>
@@ -973,7 +973,7 @@
       <w:r>
         <w:t xml:space="preserve"> — créé — </w:t>
       </w:r>
-      <w:hyperlink w:history="1" r:id="rIdejz9mrhjtdevajkptlhd5">
+      <w:hyperlink w:history="1" r:id="rIdgxktx4953jt3r0zlq0tgj">
         <w:r>
           <w:rPr>
             <w:rStyle w:val="Hyperlink"/>
@@ -1002,7 +1002,7 @@
       <w:r>
         <w:t xml:space="preserve"> — modifié — </w:t>
       </w:r>
-      <w:hyperlink w:history="1" r:id="rIdz8gq-0rr4asnayyliybrw">
+      <w:hyperlink w:history="1" r:id="rId0o2ay0ldwudvduq8jjyqd">
         <w:r>
           <w:rPr>
             <w:rStyle w:val="Hyperlink"/>
@@ -1039,7 +1039,7 @@
       <w:r>
         <w:t xml:space="preserve"> — modifié — </w:t>
       </w:r>
-      <w:hyperlink w:history="1" r:id="rIduwz0_uveq3epr7ympg_jg">
+      <w:hyperlink w:history="1" r:id="rIdwnw6fdbwhdbtbz_voyc2y">
         <w:r>
           <w:rPr>
             <w:rStyle w:val="Hyperlink"/>
@@ -1068,7 +1068,7 @@
       <w:r>
         <w:t xml:space="preserve"> — créé — </w:t>
       </w:r>
-      <w:hyperlink w:history="1" r:id="rId8cileckffye-atflrbm3a">
+      <w:hyperlink w:history="1" r:id="rIdxtlb9uzoaflaexbn9spca">
         <w:r>
           <w:rPr>
             <w:rStyle w:val="Hyperlink"/>
@@ -1097,7 +1097,7 @@
       <w:r>
         <w:t xml:space="preserve"> — modifié — </w:t>
       </w:r>
-      <w:hyperlink w:history="1" r:id="rId61wozrl0t9fcq2pg0v2aj">
+      <w:hyperlink w:history="1" r:id="rIdfnes5mddwhsfikq1vanxs">
         <w:r>
           <w:rPr>
             <w:rStyle w:val="Hyperlink"/>
@@ -1134,7 +1134,7 @@
       <w:r>
         <w:t xml:space="preserve"> — modifié — </w:t>
       </w:r>
-      <w:hyperlink w:history="1" r:id="rId12leos-cqhozlafe4wbgf">
+      <w:hyperlink w:history="1" r:id="rIdcjb77o7rlz29bezn9re2i">
         <w:r>
           <w:rPr>
             <w:rStyle w:val="Hyperlink"/>
@@ -1163,7 +1163,7 @@
       <w:r>
         <w:t xml:space="preserve"> — modifié — </w:t>
       </w:r>
-      <w:hyperlink w:history="1" r:id="rId8iliynm13k32cwifbvqy2">
+      <w:hyperlink w:history="1" r:id="rIdjissguu_uekdnevf6_0c4">
         <w:r>
           <w:rPr>
             <w:rStyle w:val="Hyperlink"/>
@@ -1192,7 +1192,7 @@
       <w:r>
         <w:t xml:space="preserve"> — modifié — </w:t>
       </w:r>
-      <w:hyperlink w:history="1" r:id="rIdb_zxcivjo9i7ubg_kstip">
+      <w:hyperlink w:history="1" r:id="rId9rk9crqdjfwrcg7udg3n0">
         <w:r>
           <w:rPr>
             <w:rStyle w:val="Hyperlink"/>

--- a/docs/developpement/phases/word/PHASE_12_CLOTURES_MENSUELLE_ET_ANNUELLE_TOTAL_PERPETUEL.docx
+++ b/docs/developpement/phases/word/PHASE_12_CLOTURES_MENSUELLE_ET_ANNUELLE_TOTAL_PERPETUEL.docx
@@ -20,7 +20,7 @@
       <w:r>
         <w:t xml:space="preserve">FlaiX Expert · dossier de développement · généré le 2026-10-04 depuis le dépôt </w:t>
       </w:r>
-      <w:hyperlink w:history="1" r:id="rIdrt53jgixzbrrcwlklafmu">
+      <w:hyperlink w:history="1" r:id="rIdyjkykwhyd4paepvrhdhr6">
         <w:r>
           <w:rPr>
             <w:rStyle w:val="Hyperlink"/>
@@ -629,7 +629,7 @@
           <w:numId w:val="3"/>
         </w:numPr>
       </w:pPr>
-      <w:hyperlink w:history="1" r:id="rIdojfqsi8mbh-zue9ya1tvw">
+      <w:hyperlink w:history="1" r:id="rIdnuvnihbvgtnri4-cczu7w">
         <w:r>
           <w:rPr>
             <w:rStyle w:val="Hyperlink"/>
@@ -649,7 +649,7 @@
           <w:numId w:val="3"/>
         </w:numPr>
       </w:pPr>
-      <w:hyperlink w:history="1" r:id="rIdfkn9y4ib286r5jabeemsz">
+      <w:hyperlink w:history="1" r:id="rIdqwccqvxrb6dvwmk5emt4u">
         <w:r>
           <w:rPr>
             <w:rStyle w:val="Hyperlink"/>
@@ -669,7 +669,7 @@
           <w:numId w:val="3"/>
         </w:numPr>
       </w:pPr>
-      <w:hyperlink w:history="1" r:id="rId8uvd9ujczauhdev7bg4an">
+      <w:hyperlink w:history="1" r:id="rIdziprrt03dyvldygcdljoy">
         <w:r>
           <w:rPr>
             <w:rStyle w:val="Hyperlink"/>
@@ -717,7 +717,7 @@
       <w:r>
         <w:t xml:space="preserve"> — créé — </w:t>
       </w:r>
-      <w:hyperlink w:history="1" r:id="rIdx5n4q5xfnv6oilyj-jnvm">
+      <w:hyperlink w:history="1" r:id="rId4wlhsa-jq1e6rgrmbqwih">
         <w:r>
           <w:rPr>
             <w:rStyle w:val="Hyperlink"/>
@@ -754,7 +754,7 @@
       <w:r>
         <w:t xml:space="preserve"> — créé — </w:t>
       </w:r>
-      <w:hyperlink w:history="1" r:id="rId15ji4ar5gjxu2juwjjlmf">
+      <w:hyperlink w:history="1" r:id="rIdw9_0xqrjg1g8j5hskwoqo">
         <w:r>
           <w:rPr>
             <w:rStyle w:val="Hyperlink"/>
@@ -783,7 +783,7 @@
       <w:r>
         <w:t xml:space="preserve"> — créé — </w:t>
       </w:r>
-      <w:hyperlink w:history="1" r:id="rIdiiy9m9td7i9ogu6gwxmmi">
+      <w:hyperlink w:history="1" r:id="rIdbm9udiwneqghfc6ajn6tg">
         <w:r>
           <w:rPr>
             <w:rStyle w:val="Hyperlink"/>
@@ -820,7 +820,7 @@
       <w:r>
         <w:t xml:space="preserve"> — créé — </w:t>
       </w:r>
-      <w:hyperlink w:history="1" r:id="rIdocay7hvasxboeymr7q7zw">
+      <w:hyperlink w:history="1" r:id="rIdzqi_06povrkn50yztxjzu">
         <w:r>
           <w:rPr>
             <w:rStyle w:val="Hyperlink"/>
@@ -849,7 +849,7 @@
       <w:r>
         <w:t xml:space="preserve"> — modifié — </w:t>
       </w:r>
-      <w:hyperlink w:history="1" r:id="rIdq1yrb3nvg6j7jeouqsu94">
+      <w:hyperlink w:history="1" r:id="rIdocv9k9fysrayee9gxd5zf">
         <w:r>
           <w:rPr>
             <w:rStyle w:val="Hyperlink"/>
@@ -878,7 +878,7 @@
       <w:r>
         <w:t xml:space="preserve"> — modifié — </w:t>
       </w:r>
-      <w:hyperlink w:history="1" r:id="rIdv68j9bux-xmervbdwbhhb">
+      <w:hyperlink w:history="1" r:id="rIdw4rtej3iayxjevkkgwpq1">
         <w:r>
           <w:rPr>
             <w:rStyle w:val="Hyperlink"/>
@@ -907,7 +907,7 @@
       <w:r>
         <w:t xml:space="preserve"> — modifié — </w:t>
       </w:r>
-      <w:hyperlink w:history="1" r:id="rIdtp9djtjkdeqmdreiiwury">
+      <w:hyperlink w:history="1" r:id="rIddtplhdayui9ottxgfnev6">
         <w:r>
           <w:rPr>
             <w:rStyle w:val="Hyperlink"/>
@@ -944,7 +944,7 @@
       <w:r>
         <w:t xml:space="preserve"> — modifié — </w:t>
       </w:r>
-      <w:hyperlink w:history="1" r:id="rIdiuovkqsnffivkga-8agno">
+      <w:hyperlink w:history="1" r:id="rId7n6dahlsqtnsyca0fdq-e">
         <w:r>
           <w:rPr>
             <w:rStyle w:val="Hyperlink"/>
@@ -973,7 +973,7 @@
       <w:r>
         <w:t xml:space="preserve"> — créé — </w:t>
       </w:r>
-      <w:hyperlink w:history="1" r:id="rIdgxktx4953jt3r0zlq0tgj">
+      <w:hyperlink w:history="1" r:id="rIdxkwrie996vxk0ta1zne2d">
         <w:r>
           <w:rPr>
             <w:rStyle w:val="Hyperlink"/>
@@ -1002,7 +1002,7 @@
       <w:r>
         <w:t xml:space="preserve"> — modifié — </w:t>
       </w:r>
-      <w:hyperlink w:history="1" r:id="rId0o2ay0ldwudvduq8jjyqd">
+      <w:hyperlink w:history="1" r:id="rId3ooloerv7tspoxyzw-8nv">
         <w:r>
           <w:rPr>
             <w:rStyle w:val="Hyperlink"/>
@@ -1039,7 +1039,7 @@
       <w:r>
         <w:t xml:space="preserve"> — modifié — </w:t>
       </w:r>
-      <w:hyperlink w:history="1" r:id="rIdwnw6fdbwhdbtbz_voyc2y">
+      <w:hyperlink w:history="1" r:id="rId1r6hx0zr9rocj8jcj3oq6">
         <w:r>
           <w:rPr>
             <w:rStyle w:val="Hyperlink"/>
@@ -1068,7 +1068,7 @@
       <w:r>
         <w:t xml:space="preserve"> — créé — </w:t>
       </w:r>
-      <w:hyperlink w:history="1" r:id="rIdxtlb9uzoaflaexbn9spca">
+      <w:hyperlink w:history="1" r:id="rIdmuruwgvjdqtaqsjlvu93j">
         <w:r>
           <w:rPr>
             <w:rStyle w:val="Hyperlink"/>
@@ -1097,7 +1097,7 @@
       <w:r>
         <w:t xml:space="preserve"> — modifié — </w:t>
       </w:r>
-      <w:hyperlink w:history="1" r:id="rIdfnes5mddwhsfikq1vanxs">
+      <w:hyperlink w:history="1" r:id="rIdxonglqphot9ekvytunrjk">
         <w:r>
           <w:rPr>
             <w:rStyle w:val="Hyperlink"/>
@@ -1134,7 +1134,7 @@
       <w:r>
         <w:t xml:space="preserve"> — modifié — </w:t>
       </w:r>
-      <w:hyperlink w:history="1" r:id="rIdcjb77o7rlz29bezn9re2i">
+      <w:hyperlink w:history="1" r:id="rId6hb0v1csz-wojkizain4y">
         <w:r>
           <w:rPr>
             <w:rStyle w:val="Hyperlink"/>
@@ -1163,7 +1163,7 @@
       <w:r>
         <w:t xml:space="preserve"> — modifié — </w:t>
       </w:r>
-      <w:hyperlink w:history="1" r:id="rIdjissguu_uekdnevf6_0c4">
+      <w:hyperlink w:history="1" r:id="rIdlpkcy3rlx_xiux3olpx5-">
         <w:r>
           <w:rPr>
             <w:rStyle w:val="Hyperlink"/>
@@ -1192,7 +1192,7 @@
       <w:r>
         <w:t xml:space="preserve"> — modifié — </w:t>
       </w:r>
-      <w:hyperlink w:history="1" r:id="rId9rk9crqdjfwrcg7udg3n0">
+      <w:hyperlink w:history="1" r:id="rIdtmvebxtfa8wrsi4tvok4w">
         <w:r>
           <w:rPr>
             <w:rStyle w:val="Hyperlink"/>

--- a/docs/developpement/phases/word/PHASE_12_CLOTURES_MENSUELLE_ET_ANNUELLE_TOTAL_PERPETUEL.docx
+++ b/docs/developpement/phases/word/PHASE_12_CLOTURES_MENSUELLE_ET_ANNUELLE_TOTAL_PERPETUEL.docx
@@ -20,7 +20,7 @@
       <w:r>
         <w:t xml:space="preserve">FlaiX Expert · dossier de développement · généré le 2026-10-04 depuis le dépôt </w:t>
       </w:r>
-      <w:hyperlink w:history="1" r:id="rIdyjkykwhyd4paepvrhdhr6">
+      <w:hyperlink w:history="1" r:id="rIdba65ujwyivcng5z1ii6ml">
         <w:r>
           <w:rPr>
             <w:rStyle w:val="Hyperlink"/>
@@ -629,7 +629,7 @@
           <w:numId w:val="3"/>
         </w:numPr>
       </w:pPr>
-      <w:hyperlink w:history="1" r:id="rIdnuvnihbvgtnri4-cczu7w">
+      <w:hyperlink w:history="1" r:id="rId0hqkfjbbn-g_cnlsdjyck">
         <w:r>
           <w:rPr>
             <w:rStyle w:val="Hyperlink"/>
@@ -649,7 +649,7 @@
           <w:numId w:val="3"/>
         </w:numPr>
       </w:pPr>
-      <w:hyperlink w:history="1" r:id="rIdqwccqvxrb6dvwmk5emt4u">
+      <w:hyperlink w:history="1" r:id="rIdlhfmukka4yxna4_hzoh94">
         <w:r>
           <w:rPr>
             <w:rStyle w:val="Hyperlink"/>
@@ -669,7 +669,7 @@
           <w:numId w:val="3"/>
         </w:numPr>
       </w:pPr>
-      <w:hyperlink w:history="1" r:id="rIdziprrt03dyvldygcdljoy">
+      <w:hyperlink w:history="1" r:id="rIdpmzlvqa_frmpqbplcgtxv">
         <w:r>
           <w:rPr>
             <w:rStyle w:val="Hyperlink"/>
@@ -717,7 +717,7 @@
       <w:r>
         <w:t xml:space="preserve"> — créé — </w:t>
       </w:r>
-      <w:hyperlink w:history="1" r:id="rId4wlhsa-jq1e6rgrmbqwih">
+      <w:hyperlink w:history="1" r:id="rId-r40gterfjslai2uswrio">
         <w:r>
           <w:rPr>
             <w:rStyle w:val="Hyperlink"/>
@@ -754,7 +754,7 @@
       <w:r>
         <w:t xml:space="preserve"> — créé — </w:t>
       </w:r>
-      <w:hyperlink w:history="1" r:id="rIdw9_0xqrjg1g8j5hskwoqo">
+      <w:hyperlink w:history="1" r:id="rIdhgrx5uw-0hdbjhf7213vy">
         <w:r>
           <w:rPr>
             <w:rStyle w:val="Hyperlink"/>
@@ -783,7 +783,7 @@
       <w:r>
         <w:t xml:space="preserve"> — créé — </w:t>
       </w:r>
-      <w:hyperlink w:history="1" r:id="rIdbm9udiwneqghfc6ajn6tg">
+      <w:hyperlink w:history="1" r:id="rIdgm1rn-mxzgbz7pcigumos">
         <w:r>
           <w:rPr>
             <w:rStyle w:val="Hyperlink"/>
@@ -820,7 +820,7 @@
       <w:r>
         <w:t xml:space="preserve"> — créé — </w:t>
       </w:r>
-      <w:hyperlink w:history="1" r:id="rIdzqi_06povrkn50yztxjzu">
+      <w:hyperlink w:history="1" r:id="rIdme7dwpzwnopanvgdflu2o">
         <w:r>
           <w:rPr>
             <w:rStyle w:val="Hyperlink"/>
@@ -849,7 +849,7 @@
       <w:r>
         <w:t xml:space="preserve"> — modifié — </w:t>
       </w:r>
-      <w:hyperlink w:history="1" r:id="rIdocv9k9fysrayee9gxd5zf">
+      <w:hyperlink w:history="1" r:id="rIdxaiejcf0fuyqby9r3ty8f">
         <w:r>
           <w:rPr>
             <w:rStyle w:val="Hyperlink"/>
@@ -878,7 +878,7 @@
       <w:r>
         <w:t xml:space="preserve"> — modifié — </w:t>
       </w:r>
-      <w:hyperlink w:history="1" r:id="rIdw4rtej3iayxjevkkgwpq1">
+      <w:hyperlink w:history="1" r:id="rIdne_1yyje7clnwrk0-ayxt">
         <w:r>
           <w:rPr>
             <w:rStyle w:val="Hyperlink"/>
@@ -907,7 +907,7 @@
       <w:r>
         <w:t xml:space="preserve"> — modifié — </w:t>
       </w:r>
-      <w:hyperlink w:history="1" r:id="rIddtplhdayui9ottxgfnev6">
+      <w:hyperlink w:history="1" r:id="rId3iyluzcq4hcoqzyqqs9g9">
         <w:r>
           <w:rPr>
             <w:rStyle w:val="Hyperlink"/>
@@ -944,7 +944,7 @@
       <w:r>
         <w:t xml:space="preserve"> — modifié — </w:t>
       </w:r>
-      <w:hyperlink w:history="1" r:id="rId7n6dahlsqtnsyca0fdq-e">
+      <w:hyperlink w:history="1" r:id="rIdxlv3lanuht2g24mwgb9bp">
         <w:r>
           <w:rPr>
             <w:rStyle w:val="Hyperlink"/>
@@ -973,7 +973,7 @@
       <w:r>
         <w:t xml:space="preserve"> — créé — </w:t>
       </w:r>
-      <w:hyperlink w:history="1" r:id="rIdxkwrie996vxk0ta1zne2d">
+      <w:hyperlink w:history="1" r:id="rId2-z8p1cpes29br5ohhe4w">
         <w:r>
           <w:rPr>
             <w:rStyle w:val="Hyperlink"/>
@@ -1002,7 +1002,7 @@
       <w:r>
         <w:t xml:space="preserve"> — modifié — </w:t>
       </w:r>
-      <w:hyperlink w:history="1" r:id="rId3ooloerv7tspoxyzw-8nv">
+      <w:hyperlink w:history="1" r:id="rIda8hqa-d-6xo0w4sa8ezvv">
         <w:r>
           <w:rPr>
             <w:rStyle w:val="Hyperlink"/>
@@ -1039,7 +1039,7 @@
       <w:r>
         <w:t xml:space="preserve"> — modifié — </w:t>
       </w:r>
-      <w:hyperlink w:history="1" r:id="rId1r6hx0zr9rocj8jcj3oq6">
+      <w:hyperlink w:history="1" r:id="rIdgjx5zgxoeoqurxvwdk2-n">
         <w:r>
           <w:rPr>
             <w:rStyle w:val="Hyperlink"/>
@@ -1068,7 +1068,7 @@
       <w:r>
         <w:t xml:space="preserve"> — créé — </w:t>
       </w:r>
-      <w:hyperlink w:history="1" r:id="rIdmuruwgvjdqtaqsjlvu93j">
+      <w:hyperlink w:history="1" r:id="rIdnjfxcm2krxe2yltkldpmv">
         <w:r>
           <w:rPr>
             <w:rStyle w:val="Hyperlink"/>
@@ -1097,7 +1097,7 @@
       <w:r>
         <w:t xml:space="preserve"> — modifié — </w:t>
       </w:r>
-      <w:hyperlink w:history="1" r:id="rIdxonglqphot9ekvytunrjk">
+      <w:hyperlink w:history="1" r:id="rIdwrv-8pdf7gfnu5uotqv7r">
         <w:r>
           <w:rPr>
             <w:rStyle w:val="Hyperlink"/>
@@ -1134,7 +1134,7 @@
       <w:r>
         <w:t xml:space="preserve"> — modifié — </w:t>
       </w:r>
-      <w:hyperlink w:history="1" r:id="rId6hb0v1csz-wojkizain4y">
+      <w:hyperlink w:history="1" r:id="rIdfqnhm_p-mev63cj-sksk4">
         <w:r>
           <w:rPr>
             <w:rStyle w:val="Hyperlink"/>
@@ -1163,7 +1163,7 @@
       <w:r>
         <w:t xml:space="preserve"> — modifié — </w:t>
       </w:r>
-      <w:hyperlink w:history="1" r:id="rIdlpkcy3rlx_xiux3olpx5-">
+      <w:hyperlink w:history="1" r:id="rIdriit6fqprqlc6_dlgfcqm">
         <w:r>
           <w:rPr>
             <w:rStyle w:val="Hyperlink"/>
@@ -1192,7 +1192,7 @@
       <w:r>
         <w:t xml:space="preserve"> — modifié — </w:t>
       </w:r>
-      <w:hyperlink w:history="1" r:id="rIdtmvebxtfa8wrsi4tvok4w">
+      <w:hyperlink w:history="1" r:id="rIdyd0kkev9faogmpetun3oi">
         <w:r>
           <w:rPr>
             <w:rStyle w:val="Hyperlink"/>

--- a/docs/developpement/phases/word/PHASE_12_CLOTURES_MENSUELLE_ET_ANNUELLE_TOTAL_PERPETUEL.docx
+++ b/docs/developpement/phases/word/PHASE_12_CLOTURES_MENSUELLE_ET_ANNUELLE_TOTAL_PERPETUEL.docx
@@ -20,7 +20,7 @@
       <w:r>
         <w:t xml:space="preserve">FlaiX Expert · dossier de développement · généré le 2026-10-04 depuis le dépôt </w:t>
       </w:r>
-      <w:hyperlink w:history="1" r:id="rIdba65ujwyivcng5z1ii6ml">
+      <w:hyperlink w:history="1" r:id="rId-sbowtbrx46gt66gpud-o">
         <w:r>
           <w:rPr>
             <w:rStyle w:val="Hyperlink"/>
@@ -629,7 +629,7 @@
           <w:numId w:val="3"/>
         </w:numPr>
       </w:pPr>
-      <w:hyperlink w:history="1" r:id="rId0hqkfjbbn-g_cnlsdjyck">
+      <w:hyperlink w:history="1" r:id="rIdtwis9xahyxcwgfk8pdiq_">
         <w:r>
           <w:rPr>
             <w:rStyle w:val="Hyperlink"/>
@@ -649,7 +649,7 @@
           <w:numId w:val="3"/>
         </w:numPr>
       </w:pPr>
-      <w:hyperlink w:history="1" r:id="rIdlhfmukka4yxna4_hzoh94">
+      <w:hyperlink w:history="1" r:id="rIdusgvaowyzh1wx7nmxzamb">
         <w:r>
           <w:rPr>
             <w:rStyle w:val="Hyperlink"/>
@@ -669,7 +669,7 @@
           <w:numId w:val="3"/>
         </w:numPr>
       </w:pPr>
-      <w:hyperlink w:history="1" r:id="rIdpmzlvqa_frmpqbplcgtxv">
+      <w:hyperlink w:history="1" r:id="rIdcv07omhqfzr8sdahnld_3">
         <w:r>
           <w:rPr>
             <w:rStyle w:val="Hyperlink"/>
@@ -717,7 +717,7 @@
       <w:r>
         <w:t xml:space="preserve"> — créé — </w:t>
       </w:r>
-      <w:hyperlink w:history="1" r:id="rId-r40gterfjslai2uswrio">
+      <w:hyperlink w:history="1" r:id="rIdllxokqfpdsshtu9ewehxr">
         <w:r>
           <w:rPr>
             <w:rStyle w:val="Hyperlink"/>
@@ -754,7 +754,7 @@
       <w:r>
         <w:t xml:space="preserve"> — créé — </w:t>
       </w:r>
-      <w:hyperlink w:history="1" r:id="rIdhgrx5uw-0hdbjhf7213vy">
+      <w:hyperlink w:history="1" r:id="rIdt09irqtltldglb4otmy-v">
         <w:r>
           <w:rPr>
             <w:rStyle w:val="Hyperlink"/>
@@ -783,7 +783,7 @@
       <w:r>
         <w:t xml:space="preserve"> — créé — </w:t>
       </w:r>
-      <w:hyperlink w:history="1" r:id="rIdgm1rn-mxzgbz7pcigumos">
+      <w:hyperlink w:history="1" r:id="rIdl5woayb-xp2nu9j3bzcey">
         <w:r>
           <w:rPr>
             <w:rStyle w:val="Hyperlink"/>
@@ -820,7 +820,7 @@
       <w:r>
         <w:t xml:space="preserve"> — créé — </w:t>
       </w:r>
-      <w:hyperlink w:history="1" r:id="rIdme7dwpzwnopanvgdflu2o">
+      <w:hyperlink w:history="1" r:id="rId7bivteuim8yetvpxn9tcf">
         <w:r>
           <w:rPr>
             <w:rStyle w:val="Hyperlink"/>
@@ -849,7 +849,7 @@
       <w:r>
         <w:t xml:space="preserve"> — modifié — </w:t>
       </w:r>
-      <w:hyperlink w:history="1" r:id="rIdxaiejcf0fuyqby9r3ty8f">
+      <w:hyperlink w:history="1" r:id="rIdle0g-3j0ekocyllaeeugg">
         <w:r>
           <w:rPr>
             <w:rStyle w:val="Hyperlink"/>
@@ -878,7 +878,7 @@
       <w:r>
         <w:t xml:space="preserve"> — modifié — </w:t>
       </w:r>
-      <w:hyperlink w:history="1" r:id="rIdne_1yyje7clnwrk0-ayxt">
+      <w:hyperlink w:history="1" r:id="rIdhemhgi5_a2itqzqy8mzfy">
         <w:r>
           <w:rPr>
             <w:rStyle w:val="Hyperlink"/>
@@ -907,7 +907,7 @@
       <w:r>
         <w:t xml:space="preserve"> — modifié — </w:t>
       </w:r>
-      <w:hyperlink w:history="1" r:id="rId3iyluzcq4hcoqzyqqs9g9">
+      <w:hyperlink w:history="1" r:id="rIdlihjog8citxa3fhxnxzej">
         <w:r>
           <w:rPr>
             <w:rStyle w:val="Hyperlink"/>
@@ -944,7 +944,7 @@
       <w:r>
         <w:t xml:space="preserve"> — modifié — </w:t>
       </w:r>
-      <w:hyperlink w:history="1" r:id="rIdxlv3lanuht2g24mwgb9bp">
+      <w:hyperlink w:history="1" r:id="rIdgf56q7lkl1dw0ahhhyni1">
         <w:r>
           <w:rPr>
             <w:rStyle w:val="Hyperlink"/>
@@ -973,7 +973,7 @@
       <w:r>
         <w:t xml:space="preserve"> — créé — </w:t>
       </w:r>
-      <w:hyperlink w:history="1" r:id="rId2-z8p1cpes29br5ohhe4w">
+      <w:hyperlink w:history="1" r:id="rIdr1bk3y3waiznfx_5tdskm">
         <w:r>
           <w:rPr>
             <w:rStyle w:val="Hyperlink"/>
@@ -1002,7 +1002,7 @@
       <w:r>
         <w:t xml:space="preserve"> — modifié — </w:t>
       </w:r>
-      <w:hyperlink w:history="1" r:id="rIda8hqa-d-6xo0w4sa8ezvv">
+      <w:hyperlink w:history="1" r:id="rIdpmjsi_btpt4o3fvopwecy">
         <w:r>
           <w:rPr>
             <w:rStyle w:val="Hyperlink"/>
@@ -1039,7 +1039,7 @@
       <w:r>
         <w:t xml:space="preserve"> — modifié — </w:t>
       </w:r>
-      <w:hyperlink w:history="1" r:id="rIdgjx5zgxoeoqurxvwdk2-n">
+      <w:hyperlink w:history="1" r:id="rIdukkz71i4ecrt745b5syeo">
         <w:r>
           <w:rPr>
             <w:rStyle w:val="Hyperlink"/>
@@ -1068,7 +1068,7 @@
       <w:r>
         <w:t xml:space="preserve"> — créé — </w:t>
       </w:r>
-      <w:hyperlink w:history="1" r:id="rIdnjfxcm2krxe2yltkldpmv">
+      <w:hyperlink w:history="1" r:id="rIddwswbzeinzpbjeul7yrm9">
         <w:r>
           <w:rPr>
             <w:rStyle w:val="Hyperlink"/>
@@ -1097,7 +1097,7 @@
       <w:r>
         <w:t xml:space="preserve"> — modifié — </w:t>
       </w:r>
-      <w:hyperlink w:history="1" r:id="rIdwrv-8pdf7gfnu5uotqv7r">
+      <w:hyperlink w:history="1" r:id="rIdsk3pxo-i9hnh_u8oafsue">
         <w:r>
           <w:rPr>
             <w:rStyle w:val="Hyperlink"/>
@@ -1134,7 +1134,7 @@
       <w:r>
         <w:t xml:space="preserve"> — modifié — </w:t>
       </w:r>
-      <w:hyperlink w:history="1" r:id="rIdfqnhm_p-mev63cj-sksk4">
+      <w:hyperlink w:history="1" r:id="rId_hubwuegbdwyfhnhaowyj">
         <w:r>
           <w:rPr>
             <w:rStyle w:val="Hyperlink"/>
@@ -1163,7 +1163,7 @@
       <w:r>
         <w:t xml:space="preserve"> — modifié — </w:t>
       </w:r>
-      <w:hyperlink w:history="1" r:id="rIdriit6fqprqlc6_dlgfcqm">
+      <w:hyperlink w:history="1" r:id="rIdxgftzwjbzclwngbcrrtsh">
         <w:r>
           <w:rPr>
             <w:rStyle w:val="Hyperlink"/>
@@ -1192,7 +1192,7 @@
       <w:r>
         <w:t xml:space="preserve"> — modifié — </w:t>
       </w:r>
-      <w:hyperlink w:history="1" r:id="rIdyd0kkev9faogmpetun3oi">
+      <w:hyperlink w:history="1" r:id="rId0yqqs_rp_omlkjmfdxygt">
         <w:r>
           <w:rPr>
             <w:rStyle w:val="Hyperlink"/>

--- a/docs/developpement/phases/word/PHASE_12_CLOTURES_MENSUELLE_ET_ANNUELLE_TOTAL_PERPETUEL.docx
+++ b/docs/developpement/phases/word/PHASE_12_CLOTURES_MENSUELLE_ET_ANNUELLE_TOTAL_PERPETUEL.docx
@@ -18,9 +18,9 @@
         <w:shd w:fill="F6F3FF" w:color="auto" w:val="clear"/>
       </w:pPr>
       <w:r>
-        <w:t xml:space="preserve">FlaiX Expert · dossier de développement · généré le 2026-10-04 depuis le dépôt </w:t>
-      </w:r>
-      <w:hyperlink w:history="1" r:id="rId-sbowtbrx46gt66gpud-o">
+        <w:t xml:space="preserve">FlaiX Expert · dossier de développement · généré le 2026-10-19 depuis le dépôt </w:t>
+      </w:r>
+      <w:hyperlink w:history="1" r:id="rIdq3tmtadbnsz1nhkovmhlh">
         <w:r>
           <w:rPr>
             <w:rStyle w:val="Hyperlink"/>
@@ -629,7 +629,7 @@
           <w:numId w:val="3"/>
         </w:numPr>
       </w:pPr>
-      <w:hyperlink w:history="1" r:id="rIdtwis9xahyxcwgfk8pdiq_">
+      <w:hyperlink w:history="1" r:id="rIdt5dh_i5a-le0kpczvqsi6">
         <w:r>
           <w:rPr>
             <w:rStyle w:val="Hyperlink"/>
@@ -649,7 +649,7 @@
           <w:numId w:val="3"/>
         </w:numPr>
       </w:pPr>
-      <w:hyperlink w:history="1" r:id="rIdusgvaowyzh1wx7nmxzamb">
+      <w:hyperlink w:history="1" r:id="rIdmlxi6_qg7qk-bccgiw03j">
         <w:r>
           <w:rPr>
             <w:rStyle w:val="Hyperlink"/>
@@ -669,7 +669,7 @@
           <w:numId w:val="3"/>
         </w:numPr>
       </w:pPr>
-      <w:hyperlink w:history="1" r:id="rIdcv07omhqfzr8sdahnld_3">
+      <w:hyperlink w:history="1" r:id="rIdj94f9toxm0taaukele5l3">
         <w:r>
           <w:rPr>
             <w:rStyle w:val="Hyperlink"/>
@@ -717,7 +717,7 @@
       <w:r>
         <w:t xml:space="preserve"> — créé — </w:t>
       </w:r>
-      <w:hyperlink w:history="1" r:id="rIdllxokqfpdsshtu9ewehxr">
+      <w:hyperlink w:history="1" r:id="rId_s1amz03doa3eu0jfatc0">
         <w:r>
           <w:rPr>
             <w:rStyle w:val="Hyperlink"/>
@@ -754,7 +754,7 @@
       <w:r>
         <w:t xml:space="preserve"> — créé — </w:t>
       </w:r>
-      <w:hyperlink w:history="1" r:id="rIdt09irqtltldglb4otmy-v">
+      <w:hyperlink w:history="1" r:id="rIdacoexjdxxjlxjy5xmqbg2">
         <w:r>
           <w:rPr>
             <w:rStyle w:val="Hyperlink"/>
@@ -783,7 +783,7 @@
       <w:r>
         <w:t xml:space="preserve"> — créé — </w:t>
       </w:r>
-      <w:hyperlink w:history="1" r:id="rIdl5woayb-xp2nu9j3bzcey">
+      <w:hyperlink w:history="1" r:id="rIdh4lvaeechbm33pkbxmrt0">
         <w:r>
           <w:rPr>
             <w:rStyle w:val="Hyperlink"/>
@@ -820,7 +820,7 @@
       <w:r>
         <w:t xml:space="preserve"> — créé — </w:t>
       </w:r>
-      <w:hyperlink w:history="1" r:id="rId7bivteuim8yetvpxn9tcf">
+      <w:hyperlink w:history="1" r:id="rIdff3ajx_rnn60kknau8g0u">
         <w:r>
           <w:rPr>
             <w:rStyle w:val="Hyperlink"/>
@@ -849,7 +849,7 @@
       <w:r>
         <w:t xml:space="preserve"> — modifié — </w:t>
       </w:r>
-      <w:hyperlink w:history="1" r:id="rIdle0g-3j0ekocyllaeeugg">
+      <w:hyperlink w:history="1" r:id="rIdca--9cwppjgjq9xicquus">
         <w:r>
           <w:rPr>
             <w:rStyle w:val="Hyperlink"/>
@@ -878,7 +878,7 @@
       <w:r>
         <w:t xml:space="preserve"> — modifié — </w:t>
       </w:r>
-      <w:hyperlink w:history="1" r:id="rIdhemhgi5_a2itqzqy8mzfy">
+      <w:hyperlink w:history="1" r:id="rIdhqp5kl5eeco-humuj9sen">
         <w:r>
           <w:rPr>
             <w:rStyle w:val="Hyperlink"/>
@@ -907,7 +907,7 @@
       <w:r>
         <w:t xml:space="preserve"> — modifié — </w:t>
       </w:r>
-      <w:hyperlink w:history="1" r:id="rIdlihjog8citxa3fhxnxzej">
+      <w:hyperlink w:history="1" r:id="rIdox-tmjhehj4i4o6kvbkje">
         <w:r>
           <w:rPr>
             <w:rStyle w:val="Hyperlink"/>
@@ -944,7 +944,7 @@
       <w:r>
         <w:t xml:space="preserve"> — modifié — </w:t>
       </w:r>
-      <w:hyperlink w:history="1" r:id="rIdgf56q7lkl1dw0ahhhyni1">
+      <w:hyperlink w:history="1" r:id="rIdvh1evub7ru6mgrdg2bjyn">
         <w:r>
           <w:rPr>
             <w:rStyle w:val="Hyperlink"/>
@@ -973,7 +973,7 @@
       <w:r>
         <w:t xml:space="preserve"> — créé — </w:t>
       </w:r>
-      <w:hyperlink w:history="1" r:id="rIdr1bk3y3waiznfx_5tdskm">
+      <w:hyperlink w:history="1" r:id="rId5wrhrtsdaoexbigzq2mhh">
         <w:r>
           <w:rPr>
             <w:rStyle w:val="Hyperlink"/>
@@ -1002,7 +1002,7 @@
       <w:r>
         <w:t xml:space="preserve"> — modifié — </w:t>
       </w:r>
-      <w:hyperlink w:history="1" r:id="rIdpmjsi_btpt4o3fvopwecy">
+      <w:hyperlink w:history="1" r:id="rIdloiril0hy272xhqdoex7o">
         <w:r>
           <w:rPr>
             <w:rStyle w:val="Hyperlink"/>
@@ -1039,7 +1039,7 @@
       <w:r>
         <w:t xml:space="preserve"> — modifié — </w:t>
       </w:r>
-      <w:hyperlink w:history="1" r:id="rIdukkz71i4ecrt745b5syeo">
+      <w:hyperlink w:history="1" r:id="rIdwevud6ns0mkjudf805ydl">
         <w:r>
           <w:rPr>
             <w:rStyle w:val="Hyperlink"/>
@@ -1068,7 +1068,7 @@
       <w:r>
         <w:t xml:space="preserve"> — créé — </w:t>
       </w:r>
-      <w:hyperlink w:history="1" r:id="rIddwswbzeinzpbjeul7yrm9">
+      <w:hyperlink w:history="1" r:id="rIdooxwnzapv1jgq3g7hd7mm">
         <w:r>
           <w:rPr>
             <w:rStyle w:val="Hyperlink"/>
@@ -1097,7 +1097,7 @@
       <w:r>
         <w:t xml:space="preserve"> — modifié — </w:t>
       </w:r>
-      <w:hyperlink w:history="1" r:id="rIdsk3pxo-i9hnh_u8oafsue">
+      <w:hyperlink w:history="1" r:id="rIdtwfsziepd4lvtkpqxlmjb">
         <w:r>
           <w:rPr>
             <w:rStyle w:val="Hyperlink"/>
@@ -1134,7 +1134,7 @@
       <w:r>
         <w:t xml:space="preserve"> — modifié — </w:t>
       </w:r>
-      <w:hyperlink w:history="1" r:id="rId_hubwuegbdwyfhnhaowyj">
+      <w:hyperlink w:history="1" r:id="rId-b3o7juvnrkpsumsixobj">
         <w:r>
           <w:rPr>
             <w:rStyle w:val="Hyperlink"/>
@@ -1163,7 +1163,7 @@
       <w:r>
         <w:t xml:space="preserve"> — modifié — </w:t>
       </w:r>
-      <w:hyperlink w:history="1" r:id="rIdxgftzwjbzclwngbcrrtsh">
+      <w:hyperlink w:history="1" r:id="rIdr4tp3-vcpm3t0nppjbo9d">
         <w:r>
           <w:rPr>
             <w:rStyle w:val="Hyperlink"/>
@@ -1192,7 +1192,7 @@
       <w:r>
         <w:t xml:space="preserve"> — modifié — </w:t>
       </w:r>
-      <w:hyperlink w:history="1" r:id="rId0yqqs_rp_omlkjmfdxygt">
+      <w:hyperlink w:history="1" r:id="rIdobev7fibzmr1wvnd0uggx">
         <w:r>
           <w:rPr>
             <w:rStyle w:val="Hyperlink"/>

--- a/docs/developpement/phases/word/PHASE_12_CLOTURES_MENSUELLE_ET_ANNUELLE_TOTAL_PERPETUEL.docx
+++ b/docs/developpement/phases/word/PHASE_12_CLOTURES_MENSUELLE_ET_ANNUELLE_TOTAL_PERPETUEL.docx
@@ -20,7 +20,7 @@
       <w:r>
         <w:t xml:space="preserve">FlaiX Expert · dossier de développement · généré le 2026-10-19 depuis le dépôt </w:t>
       </w:r>
-      <w:hyperlink w:history="1" r:id="rIdq3tmtadbnsz1nhkovmhlh">
+      <w:hyperlink w:history="1" r:id="rIdkgrcvrlvfomjk1r9aafks">
         <w:r>
           <w:rPr>
             <w:rStyle w:val="Hyperlink"/>
@@ -629,7 +629,7 @@
           <w:numId w:val="3"/>
         </w:numPr>
       </w:pPr>
-      <w:hyperlink w:history="1" r:id="rIdt5dh_i5a-le0kpczvqsi6">
+      <w:hyperlink w:history="1" r:id="rIdo0x5tvdk8vu9zxeaecqif">
         <w:r>
           <w:rPr>
             <w:rStyle w:val="Hyperlink"/>
@@ -649,7 +649,7 @@
           <w:numId w:val="3"/>
         </w:numPr>
       </w:pPr>
-      <w:hyperlink w:history="1" r:id="rIdmlxi6_qg7qk-bccgiw03j">
+      <w:hyperlink w:history="1" r:id="rIdthdern5zcadhipwbtwybj">
         <w:r>
           <w:rPr>
             <w:rStyle w:val="Hyperlink"/>
@@ -669,7 +669,7 @@
           <w:numId w:val="3"/>
         </w:numPr>
       </w:pPr>
-      <w:hyperlink w:history="1" r:id="rIdj94f9toxm0taaukele5l3">
+      <w:hyperlink w:history="1" r:id="rIdv_ldq_sy5xv-kzohgfu49">
         <w:r>
           <w:rPr>
             <w:rStyle w:val="Hyperlink"/>
@@ -717,7 +717,7 @@
       <w:r>
         <w:t xml:space="preserve"> — créé — </w:t>
       </w:r>
-      <w:hyperlink w:history="1" r:id="rId_s1amz03doa3eu0jfatc0">
+      <w:hyperlink w:history="1" r:id="rIdfzgu2yrvr6ld-r_u3oyqa">
         <w:r>
           <w:rPr>
             <w:rStyle w:val="Hyperlink"/>
@@ -754,7 +754,7 @@
       <w:r>
         <w:t xml:space="preserve"> — créé — </w:t>
       </w:r>
-      <w:hyperlink w:history="1" r:id="rIdacoexjdxxjlxjy5xmqbg2">
+      <w:hyperlink w:history="1" r:id="rId2fwkboobxtxs_gj83ihxg">
         <w:r>
           <w:rPr>
             <w:rStyle w:val="Hyperlink"/>
@@ -783,7 +783,7 @@
       <w:r>
         <w:t xml:space="preserve"> — créé — </w:t>
       </w:r>
-      <w:hyperlink w:history="1" r:id="rIdh4lvaeechbm33pkbxmrt0">
+      <w:hyperlink w:history="1" r:id="rIdylz_fvcgyg6-dbdj308bf">
         <w:r>
           <w:rPr>
             <w:rStyle w:val="Hyperlink"/>
@@ -820,7 +820,7 @@
       <w:r>
         <w:t xml:space="preserve"> — créé — </w:t>
       </w:r>
-      <w:hyperlink w:history="1" r:id="rIdff3ajx_rnn60kknau8g0u">
+      <w:hyperlink w:history="1" r:id="rId5jiz8fsak1mvpeypkrg5y">
         <w:r>
           <w:rPr>
             <w:rStyle w:val="Hyperlink"/>
@@ -849,7 +849,7 @@
       <w:r>
         <w:t xml:space="preserve"> — modifié — </w:t>
       </w:r>
-      <w:hyperlink w:history="1" r:id="rIdca--9cwppjgjq9xicquus">
+      <w:hyperlink w:history="1" r:id="rIdcmzfjsg45tvklwmevro3i">
         <w:r>
           <w:rPr>
             <w:rStyle w:val="Hyperlink"/>
@@ -878,7 +878,7 @@
       <w:r>
         <w:t xml:space="preserve"> — modifié — </w:t>
       </w:r>
-      <w:hyperlink w:history="1" r:id="rIdhqp5kl5eeco-humuj9sen">
+      <w:hyperlink w:history="1" r:id="rIdfzh4ubtoce9fxdxip6cex">
         <w:r>
           <w:rPr>
             <w:rStyle w:val="Hyperlink"/>
@@ -907,7 +907,7 @@
       <w:r>
         <w:t xml:space="preserve"> — modifié — </w:t>
       </w:r>
-      <w:hyperlink w:history="1" r:id="rIdox-tmjhehj4i4o6kvbkje">
+      <w:hyperlink w:history="1" r:id="rIdd6ohrsewcnky90dnqk8cs">
         <w:r>
           <w:rPr>
             <w:rStyle w:val="Hyperlink"/>
@@ -944,7 +944,7 @@
       <w:r>
         <w:t xml:space="preserve"> — modifié — </w:t>
       </w:r>
-      <w:hyperlink w:history="1" r:id="rIdvh1evub7ru6mgrdg2bjyn">
+      <w:hyperlink w:history="1" r:id="rIdcqhagikpjf-jj8u64yehj">
         <w:r>
           <w:rPr>
             <w:rStyle w:val="Hyperlink"/>
@@ -973,7 +973,7 @@
       <w:r>
         <w:t xml:space="preserve"> — créé — </w:t>
       </w:r>
-      <w:hyperlink w:history="1" r:id="rId5wrhrtsdaoexbigzq2mhh">
+      <w:hyperlink w:history="1" r:id="rId7lu3s1q_k_0qg9_uenegm">
         <w:r>
           <w:rPr>
             <w:rStyle w:val="Hyperlink"/>
@@ -1002,7 +1002,7 @@
       <w:r>
         <w:t xml:space="preserve"> — modifié — </w:t>
       </w:r>
-      <w:hyperlink w:history="1" r:id="rIdloiril0hy272xhqdoex7o">
+      <w:hyperlink w:history="1" r:id="rIdo3ksdgmckjgotofhaau_3">
         <w:r>
           <w:rPr>
             <w:rStyle w:val="Hyperlink"/>
@@ -1039,7 +1039,7 @@
       <w:r>
         <w:t xml:space="preserve"> — modifié — </w:t>
       </w:r>
-      <w:hyperlink w:history="1" r:id="rIdwevud6ns0mkjudf805ydl">
+      <w:hyperlink w:history="1" r:id="rIdfritmjvyo48r5jeynrdhs">
         <w:r>
           <w:rPr>
             <w:rStyle w:val="Hyperlink"/>
@@ -1068,7 +1068,7 @@
       <w:r>
         <w:t xml:space="preserve"> — créé — </w:t>
       </w:r>
-      <w:hyperlink w:history="1" r:id="rIdooxwnzapv1jgq3g7hd7mm">
+      <w:hyperlink w:history="1" r:id="rIdtcpwgofqrlvhyrj4y9iai">
         <w:r>
           <w:rPr>
             <w:rStyle w:val="Hyperlink"/>
@@ -1097,7 +1097,7 @@
       <w:r>
         <w:t xml:space="preserve"> — modifié — </w:t>
       </w:r>
-      <w:hyperlink w:history="1" r:id="rIdtwfsziepd4lvtkpqxlmjb">
+      <w:hyperlink w:history="1" r:id="rIdhtrayv1kh3lyz70zrhv7s">
         <w:r>
           <w:rPr>
             <w:rStyle w:val="Hyperlink"/>
@@ -1134,7 +1134,7 @@
       <w:r>
         <w:t xml:space="preserve"> — modifié — </w:t>
       </w:r>
-      <w:hyperlink w:history="1" r:id="rId-b3o7juvnrkpsumsixobj">
+      <w:hyperlink w:history="1" r:id="rIds3rf-m3r250u0r2jkzqj8">
         <w:r>
           <w:rPr>
             <w:rStyle w:val="Hyperlink"/>
@@ -1163,7 +1163,7 @@
       <w:r>
         <w:t xml:space="preserve"> — modifié — </w:t>
       </w:r>
-      <w:hyperlink w:history="1" r:id="rIdr4tp3-vcpm3t0nppjbo9d">
+      <w:hyperlink w:history="1" r:id="rId_m95aszrpgpvhftsvrmp5">
         <w:r>
           <w:rPr>
             <w:rStyle w:val="Hyperlink"/>
@@ -1192,7 +1192,7 @@
       <w:r>
         <w:t xml:space="preserve"> — modifié — </w:t>
       </w:r>
-      <w:hyperlink w:history="1" r:id="rIdobev7fibzmr1wvnd0uggx">
+      <w:hyperlink w:history="1" r:id="rIdlp1rn0runio70ywm3vupv">
         <w:r>
           <w:rPr>
             <w:rStyle w:val="Hyperlink"/>

--- a/docs/developpement/phases/word/PHASE_12_CLOTURES_MENSUELLE_ET_ANNUELLE_TOTAL_PERPETUEL.docx
+++ b/docs/developpement/phases/word/PHASE_12_CLOTURES_MENSUELLE_ET_ANNUELLE_TOTAL_PERPETUEL.docx
@@ -20,7 +20,7 @@
       <w:r>
         <w:t xml:space="preserve">FlaiX Expert · dossier de développement · généré le 2026-10-19 depuis le dépôt </w:t>
       </w:r>
-      <w:hyperlink w:history="1" r:id="rIdkgrcvrlvfomjk1r9aafks">
+      <w:hyperlink w:history="1" r:id="rId9pkwu15cznhrrkun5ow6b">
         <w:r>
           <w:rPr>
             <w:rStyle w:val="Hyperlink"/>
@@ -629,7 +629,7 @@
           <w:numId w:val="3"/>
         </w:numPr>
       </w:pPr>
-      <w:hyperlink w:history="1" r:id="rIdo0x5tvdk8vu9zxeaecqif">
+      <w:hyperlink w:history="1" r:id="rIdzhxxt3ceqsal8askpci0a">
         <w:r>
           <w:rPr>
             <w:rStyle w:val="Hyperlink"/>
@@ -649,7 +649,7 @@
           <w:numId w:val="3"/>
         </w:numPr>
       </w:pPr>
-      <w:hyperlink w:history="1" r:id="rIdthdern5zcadhipwbtwybj">
+      <w:hyperlink w:history="1" r:id="rId3z0idu36rvywmar7nqfz5">
         <w:r>
           <w:rPr>
             <w:rStyle w:val="Hyperlink"/>
@@ -669,7 +669,7 @@
           <w:numId w:val="3"/>
         </w:numPr>
       </w:pPr>
-      <w:hyperlink w:history="1" r:id="rIdv_ldq_sy5xv-kzohgfu49">
+      <w:hyperlink w:history="1" r:id="rIduzjnejit4fn8h1u2n6mig">
         <w:r>
           <w:rPr>
             <w:rStyle w:val="Hyperlink"/>
@@ -717,7 +717,7 @@
       <w:r>
         <w:t xml:space="preserve"> — créé — </w:t>
       </w:r>
-      <w:hyperlink w:history="1" r:id="rIdfzgu2yrvr6ld-r_u3oyqa">
+      <w:hyperlink w:history="1" r:id="rIdr3mttsejarmub-ehc8lab">
         <w:r>
           <w:rPr>
             <w:rStyle w:val="Hyperlink"/>
@@ -754,7 +754,7 @@
       <w:r>
         <w:t xml:space="preserve"> — créé — </w:t>
       </w:r>
-      <w:hyperlink w:history="1" r:id="rId2fwkboobxtxs_gj83ihxg">
+      <w:hyperlink w:history="1" r:id="rIdu2w-sdgr2mro9mxc2e_rw">
         <w:r>
           <w:rPr>
             <w:rStyle w:val="Hyperlink"/>
@@ -783,7 +783,7 @@
       <w:r>
         <w:t xml:space="preserve"> — créé — </w:t>
       </w:r>
-      <w:hyperlink w:history="1" r:id="rIdylz_fvcgyg6-dbdj308bf">
+      <w:hyperlink w:history="1" r:id="rIdqspodhwlumbsoppwq8mru">
         <w:r>
           <w:rPr>
             <w:rStyle w:val="Hyperlink"/>
@@ -820,7 +820,7 @@
       <w:r>
         <w:t xml:space="preserve"> — créé — </w:t>
       </w:r>
-      <w:hyperlink w:history="1" r:id="rId5jiz8fsak1mvpeypkrg5y">
+      <w:hyperlink w:history="1" r:id="rIdw_kx0swume8oscerab86s">
         <w:r>
           <w:rPr>
             <w:rStyle w:val="Hyperlink"/>
@@ -849,7 +849,7 @@
       <w:r>
         <w:t xml:space="preserve"> — modifié — </w:t>
       </w:r>
-      <w:hyperlink w:history="1" r:id="rIdcmzfjsg45tvklwmevro3i">
+      <w:hyperlink w:history="1" r:id="rIdsfae2tin_z7_gsi170d3e">
         <w:r>
           <w:rPr>
             <w:rStyle w:val="Hyperlink"/>
@@ -878,7 +878,7 @@
       <w:r>
         <w:t xml:space="preserve"> — modifié — </w:t>
       </w:r>
-      <w:hyperlink w:history="1" r:id="rIdfzh4ubtoce9fxdxip6cex">
+      <w:hyperlink w:history="1" r:id="rId1__kutrsphnagstsi8uhm">
         <w:r>
           <w:rPr>
             <w:rStyle w:val="Hyperlink"/>
@@ -907,7 +907,7 @@
       <w:r>
         <w:t xml:space="preserve"> — modifié — </w:t>
       </w:r>
-      <w:hyperlink w:history="1" r:id="rIdd6ohrsewcnky90dnqk8cs">
+      <w:hyperlink w:history="1" r:id="rId9qsfmouqza2lifv-hplcc">
         <w:r>
           <w:rPr>
             <w:rStyle w:val="Hyperlink"/>
@@ -944,7 +944,7 @@
       <w:r>
         <w:t xml:space="preserve"> — modifié — </w:t>
       </w:r>
-      <w:hyperlink w:history="1" r:id="rIdcqhagikpjf-jj8u64yehj">
+      <w:hyperlink w:history="1" r:id="rIdv3zqyc_maci1aeubkn7sy">
         <w:r>
           <w:rPr>
             <w:rStyle w:val="Hyperlink"/>
@@ -973,7 +973,7 @@
       <w:r>
         <w:t xml:space="preserve"> — créé — </w:t>
       </w:r>
-      <w:hyperlink w:history="1" r:id="rId7lu3s1q_k_0qg9_uenegm">
+      <w:hyperlink w:history="1" r:id="rIdtrjm_3iaefdfjpjfj0k8s">
         <w:r>
           <w:rPr>
             <w:rStyle w:val="Hyperlink"/>
@@ -1002,7 +1002,7 @@
       <w:r>
         <w:t xml:space="preserve"> — modifié — </w:t>
       </w:r>
-      <w:hyperlink w:history="1" r:id="rIdo3ksdgmckjgotofhaau_3">
+      <w:hyperlink w:history="1" r:id="rIdbbz3b5qxkju6krwzgbiuz">
         <w:r>
           <w:rPr>
             <w:rStyle w:val="Hyperlink"/>
@@ -1039,7 +1039,7 @@
       <w:r>
         <w:t xml:space="preserve"> — modifié — </w:t>
       </w:r>
-      <w:hyperlink w:history="1" r:id="rIdfritmjvyo48r5jeynrdhs">
+      <w:hyperlink w:history="1" r:id="rIdv4rbzqklnh7y4dse-hxs5">
         <w:r>
           <w:rPr>
             <w:rStyle w:val="Hyperlink"/>
@@ -1068,7 +1068,7 @@
       <w:r>
         <w:t xml:space="preserve"> — créé — </w:t>
       </w:r>
-      <w:hyperlink w:history="1" r:id="rIdtcpwgofqrlvhyrj4y9iai">
+      <w:hyperlink w:history="1" r:id="rId2yuw1ucmuoyeda3xyxoi0">
         <w:r>
           <w:rPr>
             <w:rStyle w:val="Hyperlink"/>
@@ -1097,7 +1097,7 @@
       <w:r>
         <w:t xml:space="preserve"> — modifié — </w:t>
       </w:r>
-      <w:hyperlink w:history="1" r:id="rIdhtrayv1kh3lyz70zrhv7s">
+      <w:hyperlink w:history="1" r:id="rId2f7prlszublywsckryfim">
         <w:r>
           <w:rPr>
             <w:rStyle w:val="Hyperlink"/>
@@ -1134,7 +1134,7 @@
       <w:r>
         <w:t xml:space="preserve"> — modifié — </w:t>
       </w:r>
-      <w:hyperlink w:history="1" r:id="rIds3rf-m3r250u0r2jkzqj8">
+      <w:hyperlink w:history="1" r:id="rId3lhlmwjxjvxjtby2icfav">
         <w:r>
           <w:rPr>
             <w:rStyle w:val="Hyperlink"/>
@@ -1163,7 +1163,7 @@
       <w:r>
         <w:t xml:space="preserve"> — modifié — </w:t>
       </w:r>
-      <w:hyperlink w:history="1" r:id="rId_m95aszrpgpvhftsvrmp5">
+      <w:hyperlink w:history="1" r:id="rId_6ozspl1gp7itxw--fytu">
         <w:r>
           <w:rPr>
             <w:rStyle w:val="Hyperlink"/>
@@ -1192,7 +1192,7 @@
       <w:r>
         <w:t xml:space="preserve"> — modifié — </w:t>
       </w:r>
-      <w:hyperlink w:history="1" r:id="rIdlp1rn0runio70ywm3vupv">
+      <w:hyperlink w:history="1" r:id="rIdxxja3ygp9jqzlherotyvl">
         <w:r>
           <w:rPr>
             <w:rStyle w:val="Hyperlink"/>

--- a/docs/developpement/phases/word/PHASE_12_CLOTURES_MENSUELLE_ET_ANNUELLE_TOTAL_PERPETUEL.docx
+++ b/docs/developpement/phases/word/PHASE_12_CLOTURES_MENSUELLE_ET_ANNUELLE_TOTAL_PERPETUEL.docx
@@ -20,7 +20,7 @@
       <w:r>
         <w:t xml:space="preserve">FlaiX Expert · dossier de développement · généré le 2026-10-19 depuis le dépôt </w:t>
       </w:r>
-      <w:hyperlink w:history="1" r:id="rId9pkwu15cznhrrkun5ow6b">
+      <w:hyperlink w:history="1" r:id="rIdynwk3wfiw5hwb1ufyxsyq">
         <w:r>
           <w:rPr>
             <w:rStyle w:val="Hyperlink"/>
@@ -629,7 +629,7 @@
           <w:numId w:val="3"/>
         </w:numPr>
       </w:pPr>
-      <w:hyperlink w:history="1" r:id="rIdzhxxt3ceqsal8askpci0a">
+      <w:hyperlink w:history="1" r:id="rIdlhiebtf67d4gr7molstmb">
         <w:r>
           <w:rPr>
             <w:rStyle w:val="Hyperlink"/>
@@ -649,7 +649,7 @@
           <w:numId w:val="3"/>
         </w:numPr>
       </w:pPr>
-      <w:hyperlink w:history="1" r:id="rId3z0idu36rvywmar7nqfz5">
+      <w:hyperlink w:history="1" r:id="rIddujfaheww0t3uzthsy1hk">
         <w:r>
           <w:rPr>
             <w:rStyle w:val="Hyperlink"/>
@@ -669,7 +669,7 @@
           <w:numId w:val="3"/>
         </w:numPr>
       </w:pPr>
-      <w:hyperlink w:history="1" r:id="rIduzjnejit4fn8h1u2n6mig">
+      <w:hyperlink w:history="1" r:id="rIdiqyyips09mcdlrel39twp">
         <w:r>
           <w:rPr>
             <w:rStyle w:val="Hyperlink"/>
@@ -717,7 +717,7 @@
       <w:r>
         <w:t xml:space="preserve"> — créé — </w:t>
       </w:r>
-      <w:hyperlink w:history="1" r:id="rIdr3mttsejarmub-ehc8lab">
+      <w:hyperlink w:history="1" r:id="rIdlu6-lfcxj6nzdgqxhe-_j">
         <w:r>
           <w:rPr>
             <w:rStyle w:val="Hyperlink"/>
@@ -754,7 +754,7 @@
       <w:r>
         <w:t xml:space="preserve"> — créé — </w:t>
       </w:r>
-      <w:hyperlink w:history="1" r:id="rIdu2w-sdgr2mro9mxc2e_rw">
+      <w:hyperlink w:history="1" r:id="rIdvftua8rnmt2vzbcmr9h3e">
         <w:r>
           <w:rPr>
             <w:rStyle w:val="Hyperlink"/>
@@ -783,7 +783,7 @@
       <w:r>
         <w:t xml:space="preserve"> — créé — </w:t>
       </w:r>
-      <w:hyperlink w:history="1" r:id="rIdqspodhwlumbsoppwq8mru">
+      <w:hyperlink w:history="1" r:id="rIdd50puhzlyrwjznqunz3su">
         <w:r>
           <w:rPr>
             <w:rStyle w:val="Hyperlink"/>
@@ -820,7 +820,7 @@
       <w:r>
         <w:t xml:space="preserve"> — créé — </w:t>
       </w:r>
-      <w:hyperlink w:history="1" r:id="rIdw_kx0swume8oscerab86s">
+      <w:hyperlink w:history="1" r:id="rId8vpf4rosxozlfods3glu-">
         <w:r>
           <w:rPr>
             <w:rStyle w:val="Hyperlink"/>
@@ -849,7 +849,7 @@
       <w:r>
         <w:t xml:space="preserve"> — modifié — </w:t>
       </w:r>
-      <w:hyperlink w:history="1" r:id="rIdsfae2tin_z7_gsi170d3e">
+      <w:hyperlink w:history="1" r:id="rIdbzr9r4dbfj2vkvi4mjqeh">
         <w:r>
           <w:rPr>
             <w:rStyle w:val="Hyperlink"/>
@@ -878,7 +878,7 @@
       <w:r>
         <w:t xml:space="preserve"> — modifié — </w:t>
       </w:r>
-      <w:hyperlink w:history="1" r:id="rId1__kutrsphnagstsi8uhm">
+      <w:hyperlink w:history="1" r:id="rIdsfotppbttsta-d8pavmus">
         <w:r>
           <w:rPr>
             <w:rStyle w:val="Hyperlink"/>
@@ -907,7 +907,7 @@
       <w:r>
         <w:t xml:space="preserve"> — modifié — </w:t>
       </w:r>
-      <w:hyperlink w:history="1" r:id="rId9qsfmouqza2lifv-hplcc">
+      <w:hyperlink w:history="1" r:id="rIdge7aps7fdu4kjvefbham_">
         <w:r>
           <w:rPr>
             <w:rStyle w:val="Hyperlink"/>
@@ -944,7 +944,7 @@
       <w:r>
         <w:t xml:space="preserve"> — modifié — </w:t>
       </w:r>
-      <w:hyperlink w:history="1" r:id="rIdv3zqyc_maci1aeubkn7sy">
+      <w:hyperlink w:history="1" r:id="rIdmjhwklsngb4do2r8ysicb">
         <w:r>
           <w:rPr>
             <w:rStyle w:val="Hyperlink"/>
@@ -973,7 +973,7 @@
       <w:r>
         <w:t xml:space="preserve"> — créé — </w:t>
       </w:r>
-      <w:hyperlink w:history="1" r:id="rIdtrjm_3iaefdfjpjfj0k8s">
+      <w:hyperlink w:history="1" r:id="rIdkjsr5wayj7zrfvwhui9y3">
         <w:r>
           <w:rPr>
             <w:rStyle w:val="Hyperlink"/>
@@ -1002,7 +1002,7 @@
       <w:r>
         <w:t xml:space="preserve"> — modifié — </w:t>
       </w:r>
-      <w:hyperlink w:history="1" r:id="rIdbbz3b5qxkju6krwzgbiuz">
+      <w:hyperlink w:history="1" r:id="rId5igh6gezg7tn6salkfw-j">
         <w:r>
           <w:rPr>
             <w:rStyle w:val="Hyperlink"/>
@@ -1039,7 +1039,7 @@
       <w:r>
         <w:t xml:space="preserve"> — modifié — </w:t>
       </w:r>
-      <w:hyperlink w:history="1" r:id="rIdv4rbzqklnh7y4dse-hxs5">
+      <w:hyperlink w:history="1" r:id="rIdn9lpo8kgrfpstoc7brm94">
         <w:r>
           <w:rPr>
             <w:rStyle w:val="Hyperlink"/>
@@ -1068,7 +1068,7 @@
       <w:r>
         <w:t xml:space="preserve"> — créé — </w:t>
       </w:r>
-      <w:hyperlink w:history="1" r:id="rId2yuw1ucmuoyeda3xyxoi0">
+      <w:hyperlink w:history="1" r:id="rIdaybfcdexqapdyxikrg0jf">
         <w:r>
           <w:rPr>
             <w:rStyle w:val="Hyperlink"/>
@@ -1097,7 +1097,7 @@
       <w:r>
         <w:t xml:space="preserve"> — modifié — </w:t>
       </w:r>
-      <w:hyperlink w:history="1" r:id="rId2f7prlszublywsckryfim">
+      <w:hyperlink w:history="1" r:id="rIdyth5l-t5phjjtc8vugsvn">
         <w:r>
           <w:rPr>
             <w:rStyle w:val="Hyperlink"/>
@@ -1134,7 +1134,7 @@
       <w:r>
         <w:t xml:space="preserve"> — modifié — </w:t>
       </w:r>
-      <w:hyperlink w:history="1" r:id="rId3lhlmwjxjvxjtby2icfav">
+      <w:hyperlink w:history="1" r:id="rIdvwltlo987qevyjc4ksoh3">
         <w:r>
           <w:rPr>
             <w:rStyle w:val="Hyperlink"/>
@@ -1163,7 +1163,7 @@
       <w:r>
         <w:t xml:space="preserve"> — modifié — </w:t>
       </w:r>
-      <w:hyperlink w:history="1" r:id="rId_6ozspl1gp7itxw--fytu">
+      <w:hyperlink w:history="1" r:id="rIdqmmvnjodaoautakzao4ck">
         <w:r>
           <w:rPr>
             <w:rStyle w:val="Hyperlink"/>
@@ -1192,7 +1192,7 @@
       <w:r>
         <w:t xml:space="preserve"> — modifié — </w:t>
       </w:r>
-      <w:hyperlink w:history="1" r:id="rIdxxja3ygp9jqzlherotyvl">
+      <w:hyperlink w:history="1" r:id="rIdckyhfmwkjvxpub8f2rp4m">
         <w:r>
           <w:rPr>
             <w:rStyle w:val="Hyperlink"/>

--- a/docs/developpement/phases/word/PHASE_12_CLOTURES_MENSUELLE_ET_ANNUELLE_TOTAL_PERPETUEL.docx
+++ b/docs/developpement/phases/word/PHASE_12_CLOTURES_MENSUELLE_ET_ANNUELLE_TOTAL_PERPETUEL.docx
@@ -20,7 +20,7 @@
       <w:r>
         <w:t xml:space="preserve">FlaiX Expert · dossier de développement · généré le 2026-10-19 depuis le dépôt </w:t>
       </w:r>
-      <w:hyperlink w:history="1" r:id="rIdynwk3wfiw5hwb1ufyxsyq">
+      <w:hyperlink w:history="1" r:id="rIduvp0ik6uhgix6godomxle">
         <w:r>
           <w:rPr>
             <w:rStyle w:val="Hyperlink"/>
@@ -629,7 +629,7 @@
           <w:numId w:val="3"/>
         </w:numPr>
       </w:pPr>
-      <w:hyperlink w:history="1" r:id="rIdlhiebtf67d4gr7molstmb">
+      <w:hyperlink w:history="1" r:id="rIdapwnr5fhvfwzjh8_cpifu">
         <w:r>
           <w:rPr>
             <w:rStyle w:val="Hyperlink"/>
@@ -649,7 +649,7 @@
           <w:numId w:val="3"/>
         </w:numPr>
       </w:pPr>
-      <w:hyperlink w:history="1" r:id="rIddujfaheww0t3uzthsy1hk">
+      <w:hyperlink w:history="1" r:id="rIdn9vxvhq_hxiunzbc7wlar">
         <w:r>
           <w:rPr>
             <w:rStyle w:val="Hyperlink"/>
@@ -669,7 +669,7 @@
           <w:numId w:val="3"/>
         </w:numPr>
       </w:pPr>
-      <w:hyperlink w:history="1" r:id="rIdiqyyips09mcdlrel39twp">
+      <w:hyperlink w:history="1" r:id="rIdbwjbs1o-mh4viknuw9gwb">
         <w:r>
           <w:rPr>
             <w:rStyle w:val="Hyperlink"/>
@@ -717,7 +717,7 @@
       <w:r>
         <w:t xml:space="preserve"> — créé — </w:t>
       </w:r>
-      <w:hyperlink w:history="1" r:id="rIdlu6-lfcxj6nzdgqxhe-_j">
+      <w:hyperlink w:history="1" r:id="rIdtccxuwbx182cl2z2iawir">
         <w:r>
           <w:rPr>
             <w:rStyle w:val="Hyperlink"/>
@@ -754,7 +754,7 @@
       <w:r>
         <w:t xml:space="preserve"> — créé — </w:t>
       </w:r>
-      <w:hyperlink w:history="1" r:id="rIdvftua8rnmt2vzbcmr9h3e">
+      <w:hyperlink w:history="1" r:id="rId1eocdrpaqdnfwwkk8v3ys">
         <w:r>
           <w:rPr>
             <w:rStyle w:val="Hyperlink"/>
@@ -783,7 +783,7 @@
       <w:r>
         <w:t xml:space="preserve"> — créé — </w:t>
       </w:r>
-      <w:hyperlink w:history="1" r:id="rIdd50puhzlyrwjznqunz3su">
+      <w:hyperlink w:history="1" r:id="rIdbdfhshchezaetro634bh2">
         <w:r>
           <w:rPr>
             <w:rStyle w:val="Hyperlink"/>
@@ -820,7 +820,7 @@
       <w:r>
         <w:t xml:space="preserve"> — créé — </w:t>
       </w:r>
-      <w:hyperlink w:history="1" r:id="rId8vpf4rosxozlfods3glu-">
+      <w:hyperlink w:history="1" r:id="rIduwz4juz97lv5da3ghzrgo">
         <w:r>
           <w:rPr>
             <w:rStyle w:val="Hyperlink"/>
@@ -849,7 +849,7 @@
       <w:r>
         <w:t xml:space="preserve"> — modifié — </w:t>
       </w:r>
-      <w:hyperlink w:history="1" r:id="rIdbzr9r4dbfj2vkvi4mjqeh">
+      <w:hyperlink w:history="1" r:id="rId6f8mobrn9jir6zztuyq9e">
         <w:r>
           <w:rPr>
             <w:rStyle w:val="Hyperlink"/>
@@ -878,7 +878,7 @@
       <w:r>
         <w:t xml:space="preserve"> — modifié — </w:t>
       </w:r>
-      <w:hyperlink w:history="1" r:id="rIdsfotppbttsta-d8pavmus">
+      <w:hyperlink w:history="1" r:id="rIdtbzbmobonqfukk6e2bptn">
         <w:r>
           <w:rPr>
             <w:rStyle w:val="Hyperlink"/>
@@ -907,7 +907,7 @@
       <w:r>
         <w:t xml:space="preserve"> — modifié — </w:t>
       </w:r>
-      <w:hyperlink w:history="1" r:id="rIdge7aps7fdu4kjvefbham_">
+      <w:hyperlink w:history="1" r:id="rId_rivzuazmcvp_xsllkzwx">
         <w:r>
           <w:rPr>
             <w:rStyle w:val="Hyperlink"/>
@@ -944,7 +944,7 @@
       <w:r>
         <w:t xml:space="preserve"> — modifié — </w:t>
       </w:r>
-      <w:hyperlink w:history="1" r:id="rIdmjhwklsngb4do2r8ysicb">
+      <w:hyperlink w:history="1" r:id="rIdqumlh_mhlpzc1v8vglyh3">
         <w:r>
           <w:rPr>
             <w:rStyle w:val="Hyperlink"/>
@@ -973,7 +973,7 @@
       <w:r>
         <w:t xml:space="preserve"> — créé — </w:t>
       </w:r>
-      <w:hyperlink w:history="1" r:id="rIdkjsr5wayj7zrfvwhui9y3">
+      <w:hyperlink w:history="1" r:id="rIdyvh8avwfzj5iq5d8oa5t4">
         <w:r>
           <w:rPr>
             <w:rStyle w:val="Hyperlink"/>
@@ -1002,7 +1002,7 @@
       <w:r>
         <w:t xml:space="preserve"> — modifié — </w:t>
       </w:r>
-      <w:hyperlink w:history="1" r:id="rId5igh6gezg7tn6salkfw-j">
+      <w:hyperlink w:history="1" r:id="rId4h18wrlb6eqol68iopxvk">
         <w:r>
           <w:rPr>
             <w:rStyle w:val="Hyperlink"/>
@@ -1039,7 +1039,7 @@
       <w:r>
         <w:t xml:space="preserve"> — modifié — </w:t>
       </w:r>
-      <w:hyperlink w:history="1" r:id="rIdn9lpo8kgrfpstoc7brm94">
+      <w:hyperlink w:history="1" r:id="rIdsxcowzxrfxbvmkgvuldie">
         <w:r>
           <w:rPr>
             <w:rStyle w:val="Hyperlink"/>
@@ -1068,7 +1068,7 @@
       <w:r>
         <w:t xml:space="preserve"> — créé — </w:t>
       </w:r>
-      <w:hyperlink w:history="1" r:id="rIdaybfcdexqapdyxikrg0jf">
+      <w:hyperlink w:history="1" r:id="rIdygettnsfna3jk9sbg3bln">
         <w:r>
           <w:rPr>
             <w:rStyle w:val="Hyperlink"/>
@@ -1097,7 +1097,7 @@
       <w:r>
         <w:t xml:space="preserve"> — modifié — </w:t>
       </w:r>
-      <w:hyperlink w:history="1" r:id="rIdyth5l-t5phjjtc8vugsvn">
+      <w:hyperlink w:history="1" r:id="rIdul8l82m66jfpcu7dfrjmi">
         <w:r>
           <w:rPr>
             <w:rStyle w:val="Hyperlink"/>
@@ -1134,7 +1134,7 @@
       <w:r>
         <w:t xml:space="preserve"> — modifié — </w:t>
       </w:r>
-      <w:hyperlink w:history="1" r:id="rIdvwltlo987qevyjc4ksoh3">
+      <w:hyperlink w:history="1" r:id="rIdx2himqwcejlueuipl7tgs">
         <w:r>
           <w:rPr>
             <w:rStyle w:val="Hyperlink"/>
@@ -1163,7 +1163,7 @@
       <w:r>
         <w:t xml:space="preserve"> — modifié — </w:t>
       </w:r>
-      <w:hyperlink w:history="1" r:id="rIdqmmvnjodaoautakzao4ck">
+      <w:hyperlink w:history="1" r:id="rIdsjs44cpyftenmyu2elwk-">
         <w:r>
           <w:rPr>
             <w:rStyle w:val="Hyperlink"/>
@@ -1192,7 +1192,7 @@
       <w:r>
         <w:t xml:space="preserve"> — modifié — </w:t>
       </w:r>
-      <w:hyperlink w:history="1" r:id="rIdckyhfmwkjvxpub8f2rp4m">
+      <w:hyperlink w:history="1" r:id="rId3aixysyxthalhtpjv3kjr">
         <w:r>
           <w:rPr>
             <w:rStyle w:val="Hyperlink"/>

--- a/docs/developpement/phases/word/PHASE_12_CLOTURES_MENSUELLE_ET_ANNUELLE_TOTAL_PERPETUEL.docx
+++ b/docs/developpement/phases/word/PHASE_12_CLOTURES_MENSUELLE_ET_ANNUELLE_TOTAL_PERPETUEL.docx
@@ -18,9 +18,9 @@
         <w:shd w:fill="F6F3FF" w:color="auto" w:val="clear"/>
       </w:pPr>
       <w:r>
-        <w:t xml:space="preserve">FlaiX Expert · dossier de développement · généré le 2026-10-19 depuis le dépôt </w:t>
-      </w:r>
-      <w:hyperlink w:history="1" r:id="rIduvp0ik6uhgix6godomxle">
+        <w:t xml:space="preserve">FlaiX Expert · dossier de développement · généré le 2026-10-21 depuis le dépôt </w:t>
+      </w:r>
+      <w:hyperlink w:history="1" r:id="rId_rml8embb0cmyxlnt-tx2">
         <w:r>
           <w:rPr>
             <w:rStyle w:val="Hyperlink"/>
@@ -629,7 +629,7 @@
           <w:numId w:val="3"/>
         </w:numPr>
       </w:pPr>
-      <w:hyperlink w:history="1" r:id="rIdapwnr5fhvfwzjh8_cpifu">
+      <w:hyperlink w:history="1" r:id="rIdzz8koftajmztsafszblik">
         <w:r>
           <w:rPr>
             <w:rStyle w:val="Hyperlink"/>
@@ -649,7 +649,7 @@
           <w:numId w:val="3"/>
         </w:numPr>
       </w:pPr>
-      <w:hyperlink w:history="1" r:id="rIdn9vxvhq_hxiunzbc7wlar">
+      <w:hyperlink w:history="1" r:id="rId5xzxo8qyu1ssvkxb74-pq">
         <w:r>
           <w:rPr>
             <w:rStyle w:val="Hyperlink"/>
@@ -669,7 +669,7 @@
           <w:numId w:val="3"/>
         </w:numPr>
       </w:pPr>
-      <w:hyperlink w:history="1" r:id="rIdbwjbs1o-mh4viknuw9gwb">
+      <w:hyperlink w:history="1" r:id="rIdb45cbgv_rkornckiu3j5w">
         <w:r>
           <w:rPr>
             <w:rStyle w:val="Hyperlink"/>
@@ -717,7 +717,7 @@
       <w:r>
         <w:t xml:space="preserve"> — créé — </w:t>
       </w:r>
-      <w:hyperlink w:history="1" r:id="rIdtccxuwbx182cl2z2iawir">
+      <w:hyperlink w:history="1" r:id="rId_s03rc5nbnnfe8c9yom5h">
         <w:r>
           <w:rPr>
             <w:rStyle w:val="Hyperlink"/>
@@ -754,7 +754,7 @@
       <w:r>
         <w:t xml:space="preserve"> — créé — </w:t>
       </w:r>
-      <w:hyperlink w:history="1" r:id="rId1eocdrpaqdnfwwkk8v3ys">
+      <w:hyperlink w:history="1" r:id="rIdy7wf9qryaa3xsnrvua6fm">
         <w:r>
           <w:rPr>
             <w:rStyle w:val="Hyperlink"/>
@@ -783,7 +783,7 @@
       <w:r>
         <w:t xml:space="preserve"> — créé — </w:t>
       </w:r>
-      <w:hyperlink w:history="1" r:id="rIdbdfhshchezaetro634bh2">
+      <w:hyperlink w:history="1" r:id="rIdc6snkddh0btg0irctlnhu">
         <w:r>
           <w:rPr>
             <w:rStyle w:val="Hyperlink"/>
@@ -820,7 +820,7 @@
       <w:r>
         <w:t xml:space="preserve"> — créé — </w:t>
       </w:r>
-      <w:hyperlink w:history="1" r:id="rIduwz4juz97lv5da3ghzrgo">
+      <w:hyperlink w:history="1" r:id="rIdr6qabnf-xvllkduafqsgx">
         <w:r>
           <w:rPr>
             <w:rStyle w:val="Hyperlink"/>
@@ -849,7 +849,7 @@
       <w:r>
         <w:t xml:space="preserve"> — modifié — </w:t>
       </w:r>
-      <w:hyperlink w:history="1" r:id="rId6f8mobrn9jir6zztuyq9e">
+      <w:hyperlink w:history="1" r:id="rId72p2qm68kpg_grekkw4hw">
         <w:r>
           <w:rPr>
             <w:rStyle w:val="Hyperlink"/>
@@ -878,7 +878,7 @@
       <w:r>
         <w:t xml:space="preserve"> — modifié — </w:t>
       </w:r>
-      <w:hyperlink w:history="1" r:id="rIdtbzbmobonqfukk6e2bptn">
+      <w:hyperlink w:history="1" r:id="rIdq0soenxmrb34gyo_bm2eo">
         <w:r>
           <w:rPr>
             <w:rStyle w:val="Hyperlink"/>
@@ -907,7 +907,7 @@
       <w:r>
         <w:t xml:space="preserve"> — modifié — </w:t>
       </w:r>
-      <w:hyperlink w:history="1" r:id="rId_rivzuazmcvp_xsllkzwx">
+      <w:hyperlink w:history="1" r:id="rIdt72yr7xf6esyzsnkfmftk">
         <w:r>
           <w:rPr>
             <w:rStyle w:val="Hyperlink"/>
@@ -944,7 +944,7 @@
       <w:r>
         <w:t xml:space="preserve"> — modifié — </w:t>
       </w:r>
-      <w:hyperlink w:history="1" r:id="rIdqumlh_mhlpzc1v8vglyh3">
+      <w:hyperlink w:history="1" r:id="rIddm7hg_ast9i112-2fd86o">
         <w:r>
           <w:rPr>
             <w:rStyle w:val="Hyperlink"/>
@@ -973,7 +973,7 @@
       <w:r>
         <w:t xml:space="preserve"> — créé — </w:t>
       </w:r>
-      <w:hyperlink w:history="1" r:id="rIdyvh8avwfzj5iq5d8oa5t4">
+      <w:hyperlink w:history="1" r:id="rIdr0zf7k3upqafox1bhir_s">
         <w:r>
           <w:rPr>
             <w:rStyle w:val="Hyperlink"/>
@@ -1002,7 +1002,7 @@
       <w:r>
         <w:t xml:space="preserve"> — modifié — </w:t>
       </w:r>
-      <w:hyperlink w:history="1" r:id="rId4h18wrlb6eqol68iopxvk">
+      <w:hyperlink w:history="1" r:id="rIduc-oj-ldoo3zgiwreqyy5">
         <w:r>
           <w:rPr>
             <w:rStyle w:val="Hyperlink"/>
@@ -1039,7 +1039,7 @@
       <w:r>
         <w:t xml:space="preserve"> — modifié — </w:t>
       </w:r>
-      <w:hyperlink w:history="1" r:id="rIdsxcowzxrfxbvmkgvuldie">
+      <w:hyperlink w:history="1" r:id="rIdk1qcuvtobfdyn_dha8ejq">
         <w:r>
           <w:rPr>
             <w:rStyle w:val="Hyperlink"/>
@@ -1068,7 +1068,7 @@
       <w:r>
         <w:t xml:space="preserve"> — créé — </w:t>
       </w:r>
-      <w:hyperlink w:history="1" r:id="rIdygettnsfna3jk9sbg3bln">
+      <w:hyperlink w:history="1" r:id="rIdi3jlpd1tqf-ud2rm32gzc">
         <w:r>
           <w:rPr>
             <w:rStyle w:val="Hyperlink"/>
@@ -1097,7 +1097,7 @@
       <w:r>
         <w:t xml:space="preserve"> — modifié — </w:t>
       </w:r>
-      <w:hyperlink w:history="1" r:id="rIdul8l82m66jfpcu7dfrjmi">
+      <w:hyperlink w:history="1" r:id="rIdozntj3-dxgo_hzolku21a">
         <w:r>
           <w:rPr>
             <w:rStyle w:val="Hyperlink"/>
@@ -1134,7 +1134,7 @@
       <w:r>
         <w:t xml:space="preserve"> — modifié — </w:t>
       </w:r>
-      <w:hyperlink w:history="1" r:id="rIdx2himqwcejlueuipl7tgs">
+      <w:hyperlink w:history="1" r:id="rId2ddrppfsb8zt6nyomnwip">
         <w:r>
           <w:rPr>
             <w:rStyle w:val="Hyperlink"/>
@@ -1163,7 +1163,7 @@
       <w:r>
         <w:t xml:space="preserve"> — modifié — </w:t>
       </w:r>
-      <w:hyperlink w:history="1" r:id="rIdsjs44cpyftenmyu2elwk-">
+      <w:hyperlink w:history="1" r:id="rIdvmfaelne9wvutwkawy9pc">
         <w:r>
           <w:rPr>
             <w:rStyle w:val="Hyperlink"/>
@@ -1192,7 +1192,7 @@
       <w:r>
         <w:t xml:space="preserve"> — modifié — </w:t>
       </w:r>
-      <w:hyperlink w:history="1" r:id="rId3aixysyxthalhtpjv3kjr">
+      <w:hyperlink w:history="1" r:id="rIdsideu0m9hz11h7rlaog3n">
         <w:r>
           <w:rPr>
             <w:rStyle w:val="Hyperlink"/>

--- a/docs/developpement/phases/word/PHASE_12_CLOTURES_MENSUELLE_ET_ANNUELLE_TOTAL_PERPETUEL.docx
+++ b/docs/developpement/phases/word/PHASE_12_CLOTURES_MENSUELLE_ET_ANNUELLE_TOTAL_PERPETUEL.docx
@@ -20,7 +20,7 @@
       <w:r>
         <w:t xml:space="preserve">FlaiX Expert · dossier de développement · généré le 2026-10-21 depuis le dépôt </w:t>
       </w:r>
-      <w:hyperlink w:history="1" r:id="rId_rml8embb0cmyxlnt-tx2">
+      <w:hyperlink w:history="1" r:id="rIdpcxvsessphon6rvjcdrsn">
         <w:r>
           <w:rPr>
             <w:rStyle w:val="Hyperlink"/>
@@ -629,7 +629,7 @@
           <w:numId w:val="3"/>
         </w:numPr>
       </w:pPr>
-      <w:hyperlink w:history="1" r:id="rIdzz8koftajmztsafszblik">
+      <w:hyperlink w:history="1" r:id="rIdy-aualtr1ftnp5bmqlgc1">
         <w:r>
           <w:rPr>
             <w:rStyle w:val="Hyperlink"/>
@@ -649,7 +649,7 @@
           <w:numId w:val="3"/>
         </w:numPr>
       </w:pPr>
-      <w:hyperlink w:history="1" r:id="rId5xzxo8qyu1ssvkxb74-pq">
+      <w:hyperlink w:history="1" r:id="rIdhx8nub_dlwcjqmssdvjs_">
         <w:r>
           <w:rPr>
             <w:rStyle w:val="Hyperlink"/>
@@ -669,7 +669,7 @@
           <w:numId w:val="3"/>
         </w:numPr>
       </w:pPr>
-      <w:hyperlink w:history="1" r:id="rIdb45cbgv_rkornckiu3j5w">
+      <w:hyperlink w:history="1" r:id="rIduzp5t20ik6ctsi5fvvogy">
         <w:r>
           <w:rPr>
             <w:rStyle w:val="Hyperlink"/>
@@ -717,7 +717,7 @@
       <w:r>
         <w:t xml:space="preserve"> — créé — </w:t>
       </w:r>
-      <w:hyperlink w:history="1" r:id="rId_s03rc5nbnnfe8c9yom5h">
+      <w:hyperlink w:history="1" r:id="rIdszttmdhtziql5twknknvb">
         <w:r>
           <w:rPr>
             <w:rStyle w:val="Hyperlink"/>
@@ -754,7 +754,7 @@
       <w:r>
         <w:t xml:space="preserve"> — créé — </w:t>
       </w:r>
-      <w:hyperlink w:history="1" r:id="rIdy7wf9qryaa3xsnrvua6fm">
+      <w:hyperlink w:history="1" r:id="rIdyzlntrv5zjb3h79_kcwns">
         <w:r>
           <w:rPr>
             <w:rStyle w:val="Hyperlink"/>
@@ -783,7 +783,7 @@
       <w:r>
         <w:t xml:space="preserve"> — créé — </w:t>
       </w:r>
-      <w:hyperlink w:history="1" r:id="rIdc6snkddh0btg0irctlnhu">
+      <w:hyperlink w:history="1" r:id="rIdquz3w4y-doririd_xb_e1">
         <w:r>
           <w:rPr>
             <w:rStyle w:val="Hyperlink"/>
@@ -820,7 +820,7 @@
       <w:r>
         <w:t xml:space="preserve"> — créé — </w:t>
       </w:r>
-      <w:hyperlink w:history="1" r:id="rIdr6qabnf-xvllkduafqsgx">
+      <w:hyperlink w:history="1" r:id="rIdg-jqoz-9tzkckqriqacbh">
         <w:r>
           <w:rPr>
             <w:rStyle w:val="Hyperlink"/>
@@ -849,7 +849,7 @@
       <w:r>
         <w:t xml:space="preserve"> — modifié — </w:t>
       </w:r>
-      <w:hyperlink w:history="1" r:id="rId72p2qm68kpg_grekkw4hw">
+      <w:hyperlink w:history="1" r:id="rIdgk08dguhv_xoxeiafsfd-">
         <w:r>
           <w:rPr>
             <w:rStyle w:val="Hyperlink"/>
@@ -878,7 +878,7 @@
       <w:r>
         <w:t xml:space="preserve"> — modifié — </w:t>
       </w:r>
-      <w:hyperlink w:history="1" r:id="rIdq0soenxmrb34gyo_bm2eo">
+      <w:hyperlink w:history="1" r:id="rIdfu6dy9ircrtdhs5v4fict">
         <w:r>
           <w:rPr>
             <w:rStyle w:val="Hyperlink"/>
@@ -907,7 +907,7 @@
       <w:r>
         <w:t xml:space="preserve"> — modifié — </w:t>
       </w:r>
-      <w:hyperlink w:history="1" r:id="rIdt72yr7xf6esyzsnkfmftk">
+      <w:hyperlink w:history="1" r:id="rIdz-z1fh3c3r1cuvf1o9hki">
         <w:r>
           <w:rPr>
             <w:rStyle w:val="Hyperlink"/>
@@ -944,7 +944,7 @@
       <w:r>
         <w:t xml:space="preserve"> — modifié — </w:t>
       </w:r>
-      <w:hyperlink w:history="1" r:id="rIddm7hg_ast9i112-2fd86o">
+      <w:hyperlink w:history="1" r:id="rIdbm7vxl__moap_xl5xe3is">
         <w:r>
           <w:rPr>
             <w:rStyle w:val="Hyperlink"/>
@@ -973,7 +973,7 @@
       <w:r>
         <w:t xml:space="preserve"> — créé — </w:t>
       </w:r>
-      <w:hyperlink w:history="1" r:id="rIdr0zf7k3upqafox1bhir_s">
+      <w:hyperlink w:history="1" r:id="rId_wpxprys8cy9759u6ayxz">
         <w:r>
           <w:rPr>
             <w:rStyle w:val="Hyperlink"/>
@@ -1002,7 +1002,7 @@
       <w:r>
         <w:t xml:space="preserve"> — modifié — </w:t>
       </w:r>
-      <w:hyperlink w:history="1" r:id="rIduc-oj-ldoo3zgiwreqyy5">
+      <w:hyperlink w:history="1" r:id="rIdwfvnvfa1wsb2rtaniflrh">
         <w:r>
           <w:rPr>
             <w:rStyle w:val="Hyperlink"/>
@@ -1039,7 +1039,7 @@
       <w:r>
         <w:t xml:space="preserve"> — modifié — </w:t>
       </w:r>
-      <w:hyperlink w:history="1" r:id="rIdk1qcuvtobfdyn_dha8ejq">
+      <w:hyperlink w:history="1" r:id="rId6zfohkfg0nbqtvuyrltyw">
         <w:r>
           <w:rPr>
             <w:rStyle w:val="Hyperlink"/>
@@ -1068,7 +1068,7 @@
       <w:r>
         <w:t xml:space="preserve"> — créé — </w:t>
       </w:r>
-      <w:hyperlink w:history="1" r:id="rIdi3jlpd1tqf-ud2rm32gzc">
+      <w:hyperlink w:history="1" r:id="rIdlt4lpl2uecizhqcvlfqyk">
         <w:r>
           <w:rPr>
             <w:rStyle w:val="Hyperlink"/>
@@ -1097,7 +1097,7 @@
       <w:r>
         <w:t xml:space="preserve"> — modifié — </w:t>
       </w:r>
-      <w:hyperlink w:history="1" r:id="rIdozntj3-dxgo_hzolku21a">
+      <w:hyperlink w:history="1" r:id="rIdquitkgtipy5abph7qbgdr">
         <w:r>
           <w:rPr>
             <w:rStyle w:val="Hyperlink"/>
@@ -1134,7 +1134,7 @@
       <w:r>
         <w:t xml:space="preserve"> — modifié — </w:t>
       </w:r>
-      <w:hyperlink w:history="1" r:id="rId2ddrppfsb8zt6nyomnwip">
+      <w:hyperlink w:history="1" r:id="rIdittcmv_pu1wlkjj7tpu7b">
         <w:r>
           <w:rPr>
             <w:rStyle w:val="Hyperlink"/>
@@ -1163,7 +1163,7 @@
       <w:r>
         <w:t xml:space="preserve"> — modifié — </w:t>
       </w:r>
-      <w:hyperlink w:history="1" r:id="rIdvmfaelne9wvutwkawy9pc">
+      <w:hyperlink w:history="1" r:id="rIdud2rn_mns4lypyzs_e4-2">
         <w:r>
           <w:rPr>
             <w:rStyle w:val="Hyperlink"/>
@@ -1192,7 +1192,7 @@
       <w:r>
         <w:t xml:space="preserve"> — modifié — </w:t>
       </w:r>
-      <w:hyperlink w:history="1" r:id="rIdsideu0m9hz11h7rlaog3n">
+      <w:hyperlink w:history="1" r:id="rId9tvf1xixsko7lyuz3ttqb">
         <w:r>
           <w:rPr>
             <w:rStyle w:val="Hyperlink"/>

--- a/docs/developpement/phases/word/PHASE_12_CLOTURES_MENSUELLE_ET_ANNUELLE_TOTAL_PERPETUEL.docx
+++ b/docs/developpement/phases/word/PHASE_12_CLOTURES_MENSUELLE_ET_ANNUELLE_TOTAL_PERPETUEL.docx
@@ -18,9 +18,9 @@
         <w:shd w:fill="F6F3FF" w:color="auto" w:val="clear"/>
       </w:pPr>
       <w:r>
-        <w:t xml:space="preserve">FlaiX Expert · dossier de développement · généré le 2026-10-21 depuis le dépôt </w:t>
-      </w:r>
-      <w:hyperlink w:history="1" r:id="rIdpcxvsessphon6rvjcdrsn">
+        <w:t xml:space="preserve">FlaiX Expert · dossier de développement · généré le 2026-10-23 depuis le dépôt </w:t>
+      </w:r>
+      <w:hyperlink w:history="1" r:id="rIdcbfd5snedlted3imcblex">
         <w:r>
           <w:rPr>
             <w:rStyle w:val="Hyperlink"/>
@@ -629,7 +629,7 @@
           <w:numId w:val="3"/>
         </w:numPr>
       </w:pPr>
-      <w:hyperlink w:history="1" r:id="rIdy-aualtr1ftnp5bmqlgc1">
+      <w:hyperlink w:history="1" r:id="rIdhowpvxvuzgaxb7s3rmki5">
         <w:r>
           <w:rPr>
             <w:rStyle w:val="Hyperlink"/>
@@ -649,7 +649,7 @@
           <w:numId w:val="3"/>
         </w:numPr>
       </w:pPr>
-      <w:hyperlink w:history="1" r:id="rIdhx8nub_dlwcjqmssdvjs_">
+      <w:hyperlink w:history="1" r:id="rIdb3zkkbn0isyvtrmdp4_9w">
         <w:r>
           <w:rPr>
             <w:rStyle w:val="Hyperlink"/>
@@ -669,7 +669,7 @@
           <w:numId w:val="3"/>
         </w:numPr>
       </w:pPr>
-      <w:hyperlink w:history="1" r:id="rIduzp5t20ik6ctsi5fvvogy">
+      <w:hyperlink w:history="1" r:id="rIdzaewtjpriqu3jnkxxsnoq">
         <w:r>
           <w:rPr>
             <w:rStyle w:val="Hyperlink"/>
@@ -717,7 +717,7 @@
       <w:r>
         <w:t xml:space="preserve"> — créé — </w:t>
       </w:r>
-      <w:hyperlink w:history="1" r:id="rIdszttmdhtziql5twknknvb">
+      <w:hyperlink w:history="1" r:id="rIdzimdyxqzvu2mgevi2yfsg">
         <w:r>
           <w:rPr>
             <w:rStyle w:val="Hyperlink"/>
@@ -754,7 +754,7 @@
       <w:r>
         <w:t xml:space="preserve"> — créé — </w:t>
       </w:r>
-      <w:hyperlink w:history="1" r:id="rIdyzlntrv5zjb3h79_kcwns">
+      <w:hyperlink w:history="1" r:id="rId6n6j3sqvdtzmeiwvy8f8i">
         <w:r>
           <w:rPr>
             <w:rStyle w:val="Hyperlink"/>
@@ -783,7 +783,7 @@
       <w:r>
         <w:t xml:space="preserve"> — créé — </w:t>
       </w:r>
-      <w:hyperlink w:history="1" r:id="rIdquz3w4y-doririd_xb_e1">
+      <w:hyperlink w:history="1" r:id="rIdmwjkcmv37h-7ka_b5zaou">
         <w:r>
           <w:rPr>
             <w:rStyle w:val="Hyperlink"/>
@@ -820,7 +820,7 @@
       <w:r>
         <w:t xml:space="preserve"> — créé — </w:t>
       </w:r>
-      <w:hyperlink w:history="1" r:id="rIdg-jqoz-9tzkckqriqacbh">
+      <w:hyperlink w:history="1" r:id="rIdyptldhwu9xmqq9axwrn7l">
         <w:r>
           <w:rPr>
             <w:rStyle w:val="Hyperlink"/>
@@ -849,7 +849,7 @@
       <w:r>
         <w:t xml:space="preserve"> — modifié — </w:t>
       </w:r>
-      <w:hyperlink w:history="1" r:id="rIdgk08dguhv_xoxeiafsfd-">
+      <w:hyperlink w:history="1" r:id="rId-fbyb84sldnifffispvbo">
         <w:r>
           <w:rPr>
             <w:rStyle w:val="Hyperlink"/>
@@ -878,7 +878,7 @@
       <w:r>
         <w:t xml:space="preserve"> — modifié — </w:t>
       </w:r>
-      <w:hyperlink w:history="1" r:id="rIdfu6dy9ircrtdhs5v4fict">
+      <w:hyperlink w:history="1" r:id="rIdwel3th3tcz4us5u2n02x2">
         <w:r>
           <w:rPr>
             <w:rStyle w:val="Hyperlink"/>
@@ -907,7 +907,7 @@
       <w:r>
         <w:t xml:space="preserve"> — modifié — </w:t>
       </w:r>
-      <w:hyperlink w:history="1" r:id="rIdz-z1fh3c3r1cuvf1o9hki">
+      <w:hyperlink w:history="1" r:id="rIdta78yo6udlkzcg1ievjej">
         <w:r>
           <w:rPr>
             <w:rStyle w:val="Hyperlink"/>
@@ -944,7 +944,7 @@
       <w:r>
         <w:t xml:space="preserve"> — modifié — </w:t>
       </w:r>
-      <w:hyperlink w:history="1" r:id="rIdbm7vxl__moap_xl5xe3is">
+      <w:hyperlink w:history="1" r:id="rIdfrkjvry-nfwl5ws2prui-">
         <w:r>
           <w:rPr>
             <w:rStyle w:val="Hyperlink"/>
@@ -973,7 +973,7 @@
       <w:r>
         <w:t xml:space="preserve"> — créé — </w:t>
       </w:r>
-      <w:hyperlink w:history="1" r:id="rId_wpxprys8cy9759u6ayxz">
+      <w:hyperlink w:history="1" r:id="rIddvoy9mhvjwyr2l5aqa7za">
         <w:r>
           <w:rPr>
             <w:rStyle w:val="Hyperlink"/>
@@ -1002,7 +1002,7 @@
       <w:r>
         <w:t xml:space="preserve"> — modifié — </w:t>
       </w:r>
-      <w:hyperlink w:history="1" r:id="rIdwfvnvfa1wsb2rtaniflrh">
+      <w:hyperlink w:history="1" r:id="rIdjxdhf0idhut9hgtixooni">
         <w:r>
           <w:rPr>
             <w:rStyle w:val="Hyperlink"/>
@@ -1039,7 +1039,7 @@
       <w:r>
         <w:t xml:space="preserve"> — modifié — </w:t>
       </w:r>
-      <w:hyperlink w:history="1" r:id="rId6zfohkfg0nbqtvuyrltyw">
+      <w:hyperlink w:history="1" r:id="rIdrwhjq4pqofye9xvrfgnad">
         <w:r>
           <w:rPr>
             <w:rStyle w:val="Hyperlink"/>
@@ -1068,7 +1068,7 @@
       <w:r>
         <w:t xml:space="preserve"> — créé — </w:t>
       </w:r>
-      <w:hyperlink w:history="1" r:id="rIdlt4lpl2uecizhqcvlfqyk">
+      <w:hyperlink w:history="1" r:id="rIdbdokvyicqhdrvr9wjkeeo">
         <w:r>
           <w:rPr>
             <w:rStyle w:val="Hyperlink"/>
@@ -1097,7 +1097,7 @@
       <w:r>
         <w:t xml:space="preserve"> — modifié — </w:t>
       </w:r>
-      <w:hyperlink w:history="1" r:id="rIdquitkgtipy5abph7qbgdr">
+      <w:hyperlink w:history="1" r:id="rIdzuzgdrioyx-xvcydmf06k">
         <w:r>
           <w:rPr>
             <w:rStyle w:val="Hyperlink"/>
@@ -1134,7 +1134,7 @@
       <w:r>
         <w:t xml:space="preserve"> — modifié — </w:t>
       </w:r>
-      <w:hyperlink w:history="1" r:id="rIdittcmv_pu1wlkjj7tpu7b">
+      <w:hyperlink w:history="1" r:id="rId6wwwovowpapu9hvrxlogd">
         <w:r>
           <w:rPr>
             <w:rStyle w:val="Hyperlink"/>
@@ -1163,7 +1163,7 @@
       <w:r>
         <w:t xml:space="preserve"> — modifié — </w:t>
       </w:r>
-      <w:hyperlink w:history="1" r:id="rIdud2rn_mns4lypyzs_e4-2">
+      <w:hyperlink w:history="1" r:id="rIdkoocwacqkljsn38mtukyg">
         <w:r>
           <w:rPr>
             <w:rStyle w:val="Hyperlink"/>
@@ -1192,7 +1192,7 @@
       <w:r>
         <w:t xml:space="preserve"> — modifié — </w:t>
       </w:r>
-      <w:hyperlink w:history="1" r:id="rId9tvf1xixsko7lyuz3ttqb">
+      <w:hyperlink w:history="1" r:id="rId8qvvurgoad4r454nh8aj0">
         <w:r>
           <w:rPr>
             <w:rStyle w:val="Hyperlink"/>

--- a/docs/developpement/phases/word/PHASE_12_CLOTURES_MENSUELLE_ET_ANNUELLE_TOTAL_PERPETUEL.docx
+++ b/docs/developpement/phases/word/PHASE_12_CLOTURES_MENSUELLE_ET_ANNUELLE_TOTAL_PERPETUEL.docx
@@ -18,9 +18,9 @@
         <w:shd w:fill="F6F3FF" w:color="auto" w:val="clear"/>
       </w:pPr>
       <w:r>
-        <w:t xml:space="preserve">FlaiX Expert · dossier de développement · généré le 2026-10-23 depuis le dépôt </w:t>
-      </w:r>
-      <w:hyperlink w:history="1" r:id="rIdcbfd5snedlted3imcblex">
+        <w:t xml:space="preserve">FlaiX Expert · dossier de développement · généré le 2026-10-24 depuis le dépôt </w:t>
+      </w:r>
+      <w:hyperlink w:history="1" r:id="rIdww5x4xkquypzhpdwcd5fw">
         <w:r>
           <w:rPr>
             <w:rStyle w:val="Hyperlink"/>
@@ -629,7 +629,7 @@
           <w:numId w:val="3"/>
         </w:numPr>
       </w:pPr>
-      <w:hyperlink w:history="1" r:id="rIdhowpvxvuzgaxb7s3rmki5">
+      <w:hyperlink w:history="1" r:id="rIdd8vbojpppxt6lrwnwvv7p">
         <w:r>
           <w:rPr>
             <w:rStyle w:val="Hyperlink"/>
@@ -649,7 +649,7 @@
           <w:numId w:val="3"/>
         </w:numPr>
       </w:pPr>
-      <w:hyperlink w:history="1" r:id="rIdb3zkkbn0isyvtrmdp4_9w">
+      <w:hyperlink w:history="1" r:id="rIdcysdamtxeoxwud7hyy_oy">
         <w:r>
           <w:rPr>
             <w:rStyle w:val="Hyperlink"/>
@@ -669,7 +669,7 @@
           <w:numId w:val="3"/>
         </w:numPr>
       </w:pPr>
-      <w:hyperlink w:history="1" r:id="rIdzaewtjpriqu3jnkxxsnoq">
+      <w:hyperlink w:history="1" r:id="rIdnbcjbfvdrhlcnyzxwnjxg">
         <w:r>
           <w:rPr>
             <w:rStyle w:val="Hyperlink"/>
@@ -717,7 +717,7 @@
       <w:r>
         <w:t xml:space="preserve"> — créé — </w:t>
       </w:r>
-      <w:hyperlink w:history="1" r:id="rIdzimdyxqzvu2mgevi2yfsg">
+      <w:hyperlink w:history="1" r:id="rId-6plei_yqu-xzehs7rhgt">
         <w:r>
           <w:rPr>
             <w:rStyle w:val="Hyperlink"/>
@@ -754,7 +754,7 @@
       <w:r>
         <w:t xml:space="preserve"> — créé — </w:t>
       </w:r>
-      <w:hyperlink w:history="1" r:id="rId6n6j3sqvdtzmeiwvy8f8i">
+      <w:hyperlink w:history="1" r:id="rIdxpsvfpdkl3pjuosfliow9">
         <w:r>
           <w:rPr>
             <w:rStyle w:val="Hyperlink"/>
@@ -783,7 +783,7 @@
       <w:r>
         <w:t xml:space="preserve"> — créé — </w:t>
       </w:r>
-      <w:hyperlink w:history="1" r:id="rIdmwjkcmv37h-7ka_b5zaou">
+      <w:hyperlink w:history="1" r:id="rIdkrqoyvsswlw-_udmw6nqd">
         <w:r>
           <w:rPr>
             <w:rStyle w:val="Hyperlink"/>
@@ -820,7 +820,7 @@
       <w:r>
         <w:t xml:space="preserve"> — créé — </w:t>
       </w:r>
-      <w:hyperlink w:history="1" r:id="rIdyptldhwu9xmqq9axwrn7l">
+      <w:hyperlink w:history="1" r:id="rIdv-sdfcwoaxaktecyt1_mg">
         <w:r>
           <w:rPr>
             <w:rStyle w:val="Hyperlink"/>
@@ -849,7 +849,7 @@
       <w:r>
         <w:t xml:space="preserve"> — modifié — </w:t>
       </w:r>
-      <w:hyperlink w:history="1" r:id="rId-fbyb84sldnifffispvbo">
+      <w:hyperlink w:history="1" r:id="rIdcamie4jjuxdvjuhhoeqwq">
         <w:r>
           <w:rPr>
             <w:rStyle w:val="Hyperlink"/>
@@ -878,7 +878,7 @@
       <w:r>
         <w:t xml:space="preserve"> — modifié — </w:t>
       </w:r>
-      <w:hyperlink w:history="1" r:id="rIdwel3th3tcz4us5u2n02x2">
+      <w:hyperlink w:history="1" r:id="rIdcho6lu1kefgeaohfrb8o0">
         <w:r>
           <w:rPr>
             <w:rStyle w:val="Hyperlink"/>
@@ -907,7 +907,7 @@
       <w:r>
         <w:t xml:space="preserve"> — modifié — </w:t>
       </w:r>
-      <w:hyperlink w:history="1" r:id="rIdta78yo6udlkzcg1ievjej">
+      <w:hyperlink w:history="1" r:id="rIdnbjjrefjaamfldn5oavae">
         <w:r>
           <w:rPr>
             <w:rStyle w:val="Hyperlink"/>
@@ -944,7 +944,7 @@
       <w:r>
         <w:t xml:space="preserve"> — modifié — </w:t>
       </w:r>
-      <w:hyperlink w:history="1" r:id="rIdfrkjvry-nfwl5ws2prui-">
+      <w:hyperlink w:history="1" r:id="rIdzw6lxub7p5p0pmkzdfhyf">
         <w:r>
           <w:rPr>
             <w:rStyle w:val="Hyperlink"/>
@@ -973,7 +973,7 @@
       <w:r>
         <w:t xml:space="preserve"> — créé — </w:t>
       </w:r>
-      <w:hyperlink w:history="1" r:id="rIddvoy9mhvjwyr2l5aqa7za">
+      <w:hyperlink w:history="1" r:id="rIdf-igt3nseajrlmzcmeywz">
         <w:r>
           <w:rPr>
             <w:rStyle w:val="Hyperlink"/>
@@ -1002,7 +1002,7 @@
       <w:r>
         <w:t xml:space="preserve"> — modifié — </w:t>
       </w:r>
-      <w:hyperlink w:history="1" r:id="rIdjxdhf0idhut9hgtixooni">
+      <w:hyperlink w:history="1" r:id="rIdsfxyvu2bc8idxzu74qemi">
         <w:r>
           <w:rPr>
             <w:rStyle w:val="Hyperlink"/>
@@ -1039,7 +1039,7 @@
       <w:r>
         <w:t xml:space="preserve"> — modifié — </w:t>
       </w:r>
-      <w:hyperlink w:history="1" r:id="rIdrwhjq4pqofye9xvrfgnad">
+      <w:hyperlink w:history="1" r:id="rIdtykgikuk1s4jnueyumngp">
         <w:r>
           <w:rPr>
             <w:rStyle w:val="Hyperlink"/>
@@ -1068,7 +1068,7 @@
       <w:r>
         <w:t xml:space="preserve"> — créé — </w:t>
       </w:r>
-      <w:hyperlink w:history="1" r:id="rIdbdokvyicqhdrvr9wjkeeo">
+      <w:hyperlink w:history="1" r:id="rIdoeathk_u_u_mv6xrv8jao">
         <w:r>
           <w:rPr>
             <w:rStyle w:val="Hyperlink"/>
@@ -1097,7 +1097,7 @@
       <w:r>
         <w:t xml:space="preserve"> — modifié — </w:t>
       </w:r>
-      <w:hyperlink w:history="1" r:id="rIdzuzgdrioyx-xvcydmf06k">
+      <w:hyperlink w:history="1" r:id="rIdn5-7xbr1z8vlsezy84ipe">
         <w:r>
           <w:rPr>
             <w:rStyle w:val="Hyperlink"/>
@@ -1134,7 +1134,7 @@
       <w:r>
         <w:t xml:space="preserve"> — modifié — </w:t>
       </w:r>
-      <w:hyperlink w:history="1" r:id="rId6wwwovowpapu9hvrxlogd">
+      <w:hyperlink w:history="1" r:id="rId-xvgv5qby45l5dqya776x">
         <w:r>
           <w:rPr>
             <w:rStyle w:val="Hyperlink"/>
@@ -1163,7 +1163,7 @@
       <w:r>
         <w:t xml:space="preserve"> — modifié — </w:t>
       </w:r>
-      <w:hyperlink w:history="1" r:id="rIdkoocwacqkljsn38mtukyg">
+      <w:hyperlink w:history="1" r:id="rIdb1bqyhieqsyt2xukib7sl">
         <w:r>
           <w:rPr>
             <w:rStyle w:val="Hyperlink"/>
@@ -1192,7 +1192,7 @@
       <w:r>
         <w:t xml:space="preserve"> — modifié — </w:t>
       </w:r>
-      <w:hyperlink w:history="1" r:id="rId8qvvurgoad4r454nh8aj0">
+      <w:hyperlink w:history="1" r:id="rIdmzoqszto-iwbdemnxfuxw">
         <w:r>
           <w:rPr>
             <w:rStyle w:val="Hyperlink"/>

--- a/docs/developpement/phases/word/PHASE_12_CLOTURES_MENSUELLE_ET_ANNUELLE_TOTAL_PERPETUEL.docx
+++ b/docs/developpement/phases/word/PHASE_12_CLOTURES_MENSUELLE_ET_ANNUELLE_TOTAL_PERPETUEL.docx
@@ -18,9 +18,9 @@
         <w:shd w:fill="F6F3FF" w:color="auto" w:val="clear"/>
       </w:pPr>
       <w:r>
-        <w:t xml:space="preserve">FlaiX Expert · dossier de développement · généré le 2026-10-24 depuis le dépôt </w:t>
-      </w:r>
-      <w:hyperlink w:history="1" r:id="rIdww5x4xkquypzhpdwcd5fw">
+        <w:t xml:space="preserve">FlaiX Expert · dossier de développement · généré le 2026-10-25 depuis le dépôt </w:t>
+      </w:r>
+      <w:hyperlink w:history="1" r:id="rIdr1fogiv2u7dqbkad_mflb">
         <w:r>
           <w:rPr>
             <w:rStyle w:val="Hyperlink"/>
@@ -629,7 +629,7 @@
           <w:numId w:val="3"/>
         </w:numPr>
       </w:pPr>
-      <w:hyperlink w:history="1" r:id="rIdd8vbojpppxt6lrwnwvv7p">
+      <w:hyperlink w:history="1" r:id="rIdea8a83zdn36kdvrquc9dt">
         <w:r>
           <w:rPr>
             <w:rStyle w:val="Hyperlink"/>
@@ -649,7 +649,7 @@
           <w:numId w:val="3"/>
         </w:numPr>
       </w:pPr>
-      <w:hyperlink w:history="1" r:id="rIdcysdamtxeoxwud7hyy_oy">
+      <w:hyperlink w:history="1" r:id="rIdzlxhaadw7xfu0ouhqv06o">
         <w:r>
           <w:rPr>
             <w:rStyle w:val="Hyperlink"/>
@@ -669,7 +669,7 @@
           <w:numId w:val="3"/>
         </w:numPr>
       </w:pPr>
-      <w:hyperlink w:history="1" r:id="rIdnbcjbfvdrhlcnyzxwnjxg">
+      <w:hyperlink w:history="1" r:id="rIddiac0jqxev6kz1iawfpwu">
         <w:r>
           <w:rPr>
             <w:rStyle w:val="Hyperlink"/>
@@ -717,7 +717,7 @@
       <w:r>
         <w:t xml:space="preserve"> — créé — </w:t>
       </w:r>
-      <w:hyperlink w:history="1" r:id="rId-6plei_yqu-xzehs7rhgt">
+      <w:hyperlink w:history="1" r:id="rIdponyl01fv4xifvlcppucu">
         <w:r>
           <w:rPr>
             <w:rStyle w:val="Hyperlink"/>
@@ -754,7 +754,7 @@
       <w:r>
         <w:t xml:space="preserve"> — créé — </w:t>
       </w:r>
-      <w:hyperlink w:history="1" r:id="rIdxpsvfpdkl3pjuosfliow9">
+      <w:hyperlink w:history="1" r:id="rIdbf4ilstc1cr2tvk35wwmj">
         <w:r>
           <w:rPr>
             <w:rStyle w:val="Hyperlink"/>
@@ -783,7 +783,7 @@
       <w:r>
         <w:t xml:space="preserve"> — créé — </w:t>
       </w:r>
-      <w:hyperlink w:history="1" r:id="rIdkrqoyvsswlw-_udmw6nqd">
+      <w:hyperlink w:history="1" r:id="rIdn-xfgh6g58g3wqb-diss8">
         <w:r>
           <w:rPr>
             <w:rStyle w:val="Hyperlink"/>
@@ -820,7 +820,7 @@
       <w:r>
         <w:t xml:space="preserve"> — créé — </w:t>
       </w:r>
-      <w:hyperlink w:history="1" r:id="rIdv-sdfcwoaxaktecyt1_mg">
+      <w:hyperlink w:history="1" r:id="rIdgce2ciqey3yjkrbyly8ej">
         <w:r>
           <w:rPr>
             <w:rStyle w:val="Hyperlink"/>
@@ -849,7 +849,7 @@
       <w:r>
         <w:t xml:space="preserve"> — modifié — </w:t>
       </w:r>
-      <w:hyperlink w:history="1" r:id="rIdcamie4jjuxdvjuhhoeqwq">
+      <w:hyperlink w:history="1" r:id="rIdlmwr2hfwiw1ww99dwaaro">
         <w:r>
           <w:rPr>
             <w:rStyle w:val="Hyperlink"/>
@@ -878,7 +878,7 @@
       <w:r>
         <w:t xml:space="preserve"> — modifié — </w:t>
       </w:r>
-      <w:hyperlink w:history="1" r:id="rIdcho6lu1kefgeaohfrb8o0">
+      <w:hyperlink w:history="1" r:id="rIdjmgmbqd_0itdkauqf04ju">
         <w:r>
           <w:rPr>
             <w:rStyle w:val="Hyperlink"/>
@@ -907,7 +907,7 @@
       <w:r>
         <w:t xml:space="preserve"> — modifié — </w:t>
       </w:r>
-      <w:hyperlink w:history="1" r:id="rIdnbjjrefjaamfldn5oavae">
+      <w:hyperlink w:history="1" r:id="rIddi2zabgda1pd_yqkns3qh">
         <w:r>
           <w:rPr>
             <w:rStyle w:val="Hyperlink"/>
@@ -944,7 +944,7 @@
       <w:r>
         <w:t xml:space="preserve"> — modifié — </w:t>
       </w:r>
-      <w:hyperlink w:history="1" r:id="rIdzw6lxub7p5p0pmkzdfhyf">
+      <w:hyperlink w:history="1" r:id="rIdyadjiq-5hpgxzrnrmqf1y">
         <w:r>
           <w:rPr>
             <w:rStyle w:val="Hyperlink"/>
@@ -973,7 +973,7 @@
       <w:r>
         <w:t xml:space="preserve"> — créé — </w:t>
       </w:r>
-      <w:hyperlink w:history="1" r:id="rIdf-igt3nseajrlmzcmeywz">
+      <w:hyperlink w:history="1" r:id="rIdjqwuubufbfwqivl7x63ns">
         <w:r>
           <w:rPr>
             <w:rStyle w:val="Hyperlink"/>
@@ -1002,7 +1002,7 @@
       <w:r>
         <w:t xml:space="preserve"> — modifié — </w:t>
       </w:r>
-      <w:hyperlink w:history="1" r:id="rIdsfxyvu2bc8idxzu74qemi">
+      <w:hyperlink w:history="1" r:id="rIduoufk973bnvh7b2qwipem">
         <w:r>
           <w:rPr>
             <w:rStyle w:val="Hyperlink"/>
@@ -1039,7 +1039,7 @@
       <w:r>
         <w:t xml:space="preserve"> — modifié — </w:t>
       </w:r>
-      <w:hyperlink w:history="1" r:id="rIdtykgikuk1s4jnueyumngp">
+      <w:hyperlink w:history="1" r:id="rIdfy_5eznbrtmxwtye_jfba">
         <w:r>
           <w:rPr>
             <w:rStyle w:val="Hyperlink"/>
@@ -1068,7 +1068,7 @@
       <w:r>
         <w:t xml:space="preserve"> — créé — </w:t>
       </w:r>
-      <w:hyperlink w:history="1" r:id="rIdoeathk_u_u_mv6xrv8jao">
+      <w:hyperlink w:history="1" r:id="rId0mg_0ivaxa0ylabp29rzn">
         <w:r>
           <w:rPr>
             <w:rStyle w:val="Hyperlink"/>
@@ -1097,7 +1097,7 @@
       <w:r>
         <w:t xml:space="preserve"> — modifié — </w:t>
       </w:r>
-      <w:hyperlink w:history="1" r:id="rIdn5-7xbr1z8vlsezy84ipe">
+      <w:hyperlink w:history="1" r:id="rIdrlq2qh0cyxm7wmo28t2vj">
         <w:r>
           <w:rPr>
             <w:rStyle w:val="Hyperlink"/>
@@ -1134,7 +1134,7 @@
       <w:r>
         <w:t xml:space="preserve"> — modifié — </w:t>
       </w:r>
-      <w:hyperlink w:history="1" r:id="rId-xvgv5qby45l5dqya776x">
+      <w:hyperlink w:history="1" r:id="rIde8r9mgmqpqhysonqejopv">
         <w:r>
           <w:rPr>
             <w:rStyle w:val="Hyperlink"/>
@@ -1163,7 +1163,7 @@
       <w:r>
         <w:t xml:space="preserve"> — modifié — </w:t>
       </w:r>
-      <w:hyperlink w:history="1" r:id="rIdb1bqyhieqsyt2xukib7sl">
+      <w:hyperlink w:history="1" r:id="rIddcjlyuar7tijvuovyqtmr">
         <w:r>
           <w:rPr>
             <w:rStyle w:val="Hyperlink"/>
@@ -1192,7 +1192,7 @@
       <w:r>
         <w:t xml:space="preserve"> — modifié — </w:t>
       </w:r>
-      <w:hyperlink w:history="1" r:id="rIdmzoqszto-iwbdemnxfuxw">
+      <w:hyperlink w:history="1" r:id="rIdpq-_lbbe93rs6o97mids9">
         <w:r>
           <w:rPr>
             <w:rStyle w:val="Hyperlink"/>

--- a/docs/developpement/phases/word/PHASE_12_CLOTURES_MENSUELLE_ET_ANNUELLE_TOTAL_PERPETUEL.docx
+++ b/docs/developpement/phases/word/PHASE_12_CLOTURES_MENSUELLE_ET_ANNUELLE_TOTAL_PERPETUEL.docx
@@ -20,7 +20,7 @@
       <w:r>
         <w:t xml:space="preserve">FlaiX Expert · dossier de développement · généré le 2026-10-25 depuis le dépôt </w:t>
       </w:r>
-      <w:hyperlink w:history="1" r:id="rIdr1fogiv2u7dqbkad_mflb">
+      <w:hyperlink w:history="1" r:id="rIdwnwt9iaioe7hsu90voarh">
         <w:r>
           <w:rPr>
             <w:rStyle w:val="Hyperlink"/>
@@ -629,7 +629,7 @@
           <w:numId w:val="3"/>
         </w:numPr>
       </w:pPr>
-      <w:hyperlink w:history="1" r:id="rIdea8a83zdn36kdvrquc9dt">
+      <w:hyperlink w:history="1" r:id="rId6jmicbvxhjhxu8wzdkggs">
         <w:r>
           <w:rPr>
             <w:rStyle w:val="Hyperlink"/>
@@ -649,7 +649,7 @@
           <w:numId w:val="3"/>
         </w:numPr>
       </w:pPr>
-      <w:hyperlink w:history="1" r:id="rIdzlxhaadw7xfu0ouhqv06o">
+      <w:hyperlink w:history="1" r:id="rIdf0csqgy5mlr0umpch9jnu">
         <w:r>
           <w:rPr>
             <w:rStyle w:val="Hyperlink"/>
@@ -669,7 +669,7 @@
           <w:numId w:val="3"/>
         </w:numPr>
       </w:pPr>
-      <w:hyperlink w:history="1" r:id="rIddiac0jqxev6kz1iawfpwu">
+      <w:hyperlink w:history="1" r:id="rId81s2wkf8jast6hamhpg7d">
         <w:r>
           <w:rPr>
             <w:rStyle w:val="Hyperlink"/>
@@ -717,7 +717,7 @@
       <w:r>
         <w:t xml:space="preserve"> — créé — </w:t>
       </w:r>
-      <w:hyperlink w:history="1" r:id="rIdponyl01fv4xifvlcppucu">
+      <w:hyperlink w:history="1" r:id="rIdkdf9w43eh-a-9acssqmdt">
         <w:r>
           <w:rPr>
             <w:rStyle w:val="Hyperlink"/>
@@ -754,7 +754,7 @@
       <w:r>
         <w:t xml:space="preserve"> — créé — </w:t>
       </w:r>
-      <w:hyperlink w:history="1" r:id="rIdbf4ilstc1cr2tvk35wwmj">
+      <w:hyperlink w:history="1" r:id="rIdyqne2hbmddeq9vfkezz5z">
         <w:r>
           <w:rPr>
             <w:rStyle w:val="Hyperlink"/>
@@ -783,7 +783,7 @@
       <w:r>
         <w:t xml:space="preserve"> — créé — </w:t>
       </w:r>
-      <w:hyperlink w:history="1" r:id="rIdn-xfgh6g58g3wqb-diss8">
+      <w:hyperlink w:history="1" r:id="rIdm2jywyfk5-gjqlgye8txh">
         <w:r>
           <w:rPr>
             <w:rStyle w:val="Hyperlink"/>
@@ -820,7 +820,7 @@
       <w:r>
         <w:t xml:space="preserve"> — créé — </w:t>
       </w:r>
-      <w:hyperlink w:history="1" r:id="rIdgce2ciqey3yjkrbyly8ej">
+      <w:hyperlink w:history="1" r:id="rIdjlw_n6clvljtlfgkiflsw">
         <w:r>
           <w:rPr>
             <w:rStyle w:val="Hyperlink"/>
@@ -849,7 +849,7 @@
       <w:r>
         <w:t xml:space="preserve"> — modifié — </w:t>
       </w:r>
-      <w:hyperlink w:history="1" r:id="rIdlmwr2hfwiw1ww99dwaaro">
+      <w:hyperlink w:history="1" r:id="rIdd1ptu9hkzg9t85qbcrmsv">
         <w:r>
           <w:rPr>
             <w:rStyle w:val="Hyperlink"/>
@@ -878,7 +878,7 @@
       <w:r>
         <w:t xml:space="preserve"> — modifié — </w:t>
       </w:r>
-      <w:hyperlink w:history="1" r:id="rIdjmgmbqd_0itdkauqf04ju">
+      <w:hyperlink w:history="1" r:id="rIdrujj6o0ylstzkhamxpz_9">
         <w:r>
           <w:rPr>
             <w:rStyle w:val="Hyperlink"/>
@@ -907,7 +907,7 @@
       <w:r>
         <w:t xml:space="preserve"> — modifié — </w:t>
       </w:r>
-      <w:hyperlink w:history="1" r:id="rIddi2zabgda1pd_yqkns3qh">
+      <w:hyperlink w:history="1" r:id="rIdeb9remybblzr5pchldlhn">
         <w:r>
           <w:rPr>
             <w:rStyle w:val="Hyperlink"/>
@@ -944,7 +944,7 @@
       <w:r>
         <w:t xml:space="preserve"> — modifié — </w:t>
       </w:r>
-      <w:hyperlink w:history="1" r:id="rIdyadjiq-5hpgxzrnrmqf1y">
+      <w:hyperlink w:history="1" r:id="rIdk8ogjhneccl8widh8vti1">
         <w:r>
           <w:rPr>
             <w:rStyle w:val="Hyperlink"/>
@@ -973,7 +973,7 @@
       <w:r>
         <w:t xml:space="preserve"> — créé — </w:t>
       </w:r>
-      <w:hyperlink w:history="1" r:id="rIdjqwuubufbfwqivl7x63ns">
+      <w:hyperlink w:history="1" r:id="rIdfqy56-estyvsmg4pl-acj">
         <w:r>
           <w:rPr>
             <w:rStyle w:val="Hyperlink"/>
@@ -1002,7 +1002,7 @@
       <w:r>
         <w:t xml:space="preserve"> — modifié — </w:t>
       </w:r>
-      <w:hyperlink w:history="1" r:id="rIduoufk973bnvh7b2qwipem">
+      <w:hyperlink w:history="1" r:id="rIdokbmrj5nkytc9otb6v2k1">
         <w:r>
           <w:rPr>
             <w:rStyle w:val="Hyperlink"/>
@@ -1039,7 +1039,7 @@
       <w:r>
         <w:t xml:space="preserve"> — modifié — </w:t>
       </w:r>
-      <w:hyperlink w:history="1" r:id="rIdfy_5eznbrtmxwtye_jfba">
+      <w:hyperlink w:history="1" r:id="rIdx7enpqotwqzn6uff2hs2e">
         <w:r>
           <w:rPr>
             <w:rStyle w:val="Hyperlink"/>
@@ -1068,7 +1068,7 @@
       <w:r>
         <w:t xml:space="preserve"> — créé — </w:t>
       </w:r>
-      <w:hyperlink w:history="1" r:id="rId0mg_0ivaxa0ylabp29rzn">
+      <w:hyperlink w:history="1" r:id="rIdvo1br0mftrj0_c6ym7cln">
         <w:r>
           <w:rPr>
             <w:rStyle w:val="Hyperlink"/>
@@ -1097,7 +1097,7 @@
       <w:r>
         <w:t xml:space="preserve"> — modifié — </w:t>
       </w:r>
-      <w:hyperlink w:history="1" r:id="rIdrlq2qh0cyxm7wmo28t2vj">
+      <w:hyperlink w:history="1" r:id="rIdkfyj9cb2u33teskisegww">
         <w:r>
           <w:rPr>
             <w:rStyle w:val="Hyperlink"/>
@@ -1134,7 +1134,7 @@
       <w:r>
         <w:t xml:space="preserve"> — modifié — </w:t>
       </w:r>
-      <w:hyperlink w:history="1" r:id="rIde8r9mgmqpqhysonqejopv">
+      <w:hyperlink w:history="1" r:id="rIdgs6t_fvgdznilb7cekyt_">
         <w:r>
           <w:rPr>
             <w:rStyle w:val="Hyperlink"/>
@@ -1163,7 +1163,7 @@
       <w:r>
         <w:t xml:space="preserve"> — modifié — </w:t>
       </w:r>
-      <w:hyperlink w:history="1" r:id="rIddcjlyuar7tijvuovyqtmr">
+      <w:hyperlink w:history="1" r:id="rId7duyxz8vh1tcmun0ocwwr">
         <w:r>
           <w:rPr>
             <w:rStyle w:val="Hyperlink"/>
@@ -1192,7 +1192,7 @@
       <w:r>
         <w:t xml:space="preserve"> — modifié — </w:t>
       </w:r>
-      <w:hyperlink w:history="1" r:id="rIdpq-_lbbe93rs6o97mids9">
+      <w:hyperlink w:history="1" r:id="rIdhzbn8ta1w8z--dbvudypy">
         <w:r>
           <w:rPr>
             <w:rStyle w:val="Hyperlink"/>

--- a/docs/developpement/phases/word/PHASE_12_CLOTURES_MENSUELLE_ET_ANNUELLE_TOTAL_PERPETUEL.docx
+++ b/docs/developpement/phases/word/PHASE_12_CLOTURES_MENSUELLE_ET_ANNUELLE_TOTAL_PERPETUEL.docx
@@ -20,7 +20,7 @@
       <w:r>
         <w:t xml:space="preserve">FlaiX Expert · dossier de développement · généré le 2026-10-25 depuis le dépôt </w:t>
       </w:r>
-      <w:hyperlink w:history="1" r:id="rIdwnwt9iaioe7hsu90voarh">
+      <w:hyperlink w:history="1" r:id="rIdaccvxlxevpyneo6twhy7a">
         <w:r>
           <w:rPr>
             <w:rStyle w:val="Hyperlink"/>
@@ -629,7 +629,7 @@
           <w:numId w:val="3"/>
         </w:numPr>
       </w:pPr>
-      <w:hyperlink w:history="1" r:id="rId6jmicbvxhjhxu8wzdkggs">
+      <w:hyperlink w:history="1" r:id="rId1ljg_gcj2z_inocqys7eq">
         <w:r>
           <w:rPr>
             <w:rStyle w:val="Hyperlink"/>
@@ -649,7 +649,7 @@
           <w:numId w:val="3"/>
         </w:numPr>
       </w:pPr>
-      <w:hyperlink w:history="1" r:id="rIdf0csqgy5mlr0umpch9jnu">
+      <w:hyperlink w:history="1" r:id="rIdnsf8fy4ei_g9sdo7ulvkb">
         <w:r>
           <w:rPr>
             <w:rStyle w:val="Hyperlink"/>
@@ -669,7 +669,7 @@
           <w:numId w:val="3"/>
         </w:numPr>
       </w:pPr>
-      <w:hyperlink w:history="1" r:id="rId81s2wkf8jast6hamhpg7d">
+      <w:hyperlink w:history="1" r:id="rIdydgehglgehjg5zilv3-5l">
         <w:r>
           <w:rPr>
             <w:rStyle w:val="Hyperlink"/>
@@ -717,7 +717,7 @@
       <w:r>
         <w:t xml:space="preserve"> — créé — </w:t>
       </w:r>
-      <w:hyperlink w:history="1" r:id="rIdkdf9w43eh-a-9acssqmdt">
+      <w:hyperlink w:history="1" r:id="rIdfnwcax0eq5hwhdt_8tuxa">
         <w:r>
           <w:rPr>
             <w:rStyle w:val="Hyperlink"/>
@@ -754,7 +754,7 @@
       <w:r>
         <w:t xml:space="preserve"> — créé — </w:t>
       </w:r>
-      <w:hyperlink w:history="1" r:id="rIdyqne2hbmddeq9vfkezz5z">
+      <w:hyperlink w:history="1" r:id="rIdh9mlrfze-2x1yxc0ro0gs">
         <w:r>
           <w:rPr>
             <w:rStyle w:val="Hyperlink"/>
@@ -783,7 +783,7 @@
       <w:r>
         <w:t xml:space="preserve"> — créé — </w:t>
       </w:r>
-      <w:hyperlink w:history="1" r:id="rIdm2jywyfk5-gjqlgye8txh">
+      <w:hyperlink w:history="1" r:id="rIdqf90xftdx-jq1yp9madok">
         <w:r>
           <w:rPr>
             <w:rStyle w:val="Hyperlink"/>
@@ -820,7 +820,7 @@
       <w:r>
         <w:t xml:space="preserve"> — créé — </w:t>
       </w:r>
-      <w:hyperlink w:history="1" r:id="rIdjlw_n6clvljtlfgkiflsw">
+      <w:hyperlink w:history="1" r:id="rIddcprojaats0zns6pgxm7f">
         <w:r>
           <w:rPr>
             <w:rStyle w:val="Hyperlink"/>
@@ -849,7 +849,7 @@
       <w:r>
         <w:t xml:space="preserve"> — modifié — </w:t>
       </w:r>
-      <w:hyperlink w:history="1" r:id="rIdd1ptu9hkzg9t85qbcrmsv">
+      <w:hyperlink w:history="1" r:id="rIdnhdvsx_5pkdsgrihz33zm">
         <w:r>
           <w:rPr>
             <w:rStyle w:val="Hyperlink"/>
@@ -878,7 +878,7 @@
       <w:r>
         <w:t xml:space="preserve"> — modifié — </w:t>
       </w:r>
-      <w:hyperlink w:history="1" r:id="rIdrujj6o0ylstzkhamxpz_9">
+      <w:hyperlink w:history="1" r:id="rIdbcviwrmy7apmegjazur-h">
         <w:r>
           <w:rPr>
             <w:rStyle w:val="Hyperlink"/>
@@ -907,7 +907,7 @@
       <w:r>
         <w:t xml:space="preserve"> — modifié — </w:t>
       </w:r>
-      <w:hyperlink w:history="1" r:id="rIdeb9remybblzr5pchldlhn">
+      <w:hyperlink w:history="1" r:id="rIdtw7prm6jsmhznvapzz5m3">
         <w:r>
           <w:rPr>
             <w:rStyle w:val="Hyperlink"/>
@@ -944,7 +944,7 @@
       <w:r>
         <w:t xml:space="preserve"> — modifié — </w:t>
       </w:r>
-      <w:hyperlink w:history="1" r:id="rIdk8ogjhneccl8widh8vti1">
+      <w:hyperlink w:history="1" r:id="rIdohh96qeg3z7xl06fj-qq3">
         <w:r>
           <w:rPr>
             <w:rStyle w:val="Hyperlink"/>
@@ -973,7 +973,7 @@
       <w:r>
         <w:t xml:space="preserve"> — créé — </w:t>
       </w:r>
-      <w:hyperlink w:history="1" r:id="rIdfqy56-estyvsmg4pl-acj">
+      <w:hyperlink w:history="1" r:id="rIdn935i8uuexncuzkrqozsg">
         <w:r>
           <w:rPr>
             <w:rStyle w:val="Hyperlink"/>
@@ -1002,7 +1002,7 @@
       <w:r>
         <w:t xml:space="preserve"> — modifié — </w:t>
       </w:r>
-      <w:hyperlink w:history="1" r:id="rIdokbmrj5nkytc9otb6v2k1">
+      <w:hyperlink w:history="1" r:id="rIdj34ztxdizffg6zeuqjape">
         <w:r>
           <w:rPr>
             <w:rStyle w:val="Hyperlink"/>
@@ -1039,7 +1039,7 @@
       <w:r>
         <w:t xml:space="preserve"> — modifié — </w:t>
       </w:r>
-      <w:hyperlink w:history="1" r:id="rIdx7enpqotwqzn6uff2hs2e">
+      <w:hyperlink w:history="1" r:id="rId64goj5trtcov4wq2lmphb">
         <w:r>
           <w:rPr>
             <w:rStyle w:val="Hyperlink"/>
@@ -1068,7 +1068,7 @@
       <w:r>
         <w:t xml:space="preserve"> — créé — </w:t>
       </w:r>
-      <w:hyperlink w:history="1" r:id="rIdvo1br0mftrj0_c6ym7cln">
+      <w:hyperlink w:history="1" r:id="rIdgfehi30gokvw1wb2k2fhh">
         <w:r>
           <w:rPr>
             <w:rStyle w:val="Hyperlink"/>
@@ -1097,7 +1097,7 @@
       <w:r>
         <w:t xml:space="preserve"> — modifié — </w:t>
       </w:r>
-      <w:hyperlink w:history="1" r:id="rIdkfyj9cb2u33teskisegww">
+      <w:hyperlink w:history="1" r:id="rIdfvqrepm3ony414hyyw27i">
         <w:r>
           <w:rPr>
             <w:rStyle w:val="Hyperlink"/>
@@ -1134,7 +1134,7 @@
       <w:r>
         <w:t xml:space="preserve"> — modifié — </w:t>
       </w:r>
-      <w:hyperlink w:history="1" r:id="rIdgs6t_fvgdznilb7cekyt_">
+      <w:hyperlink w:history="1" r:id="rId0m5m-nxibre3-a32guwkr">
         <w:r>
           <w:rPr>
             <w:rStyle w:val="Hyperlink"/>
@@ -1163,7 +1163,7 @@
       <w:r>
         <w:t xml:space="preserve"> — modifié — </w:t>
       </w:r>
-      <w:hyperlink w:history="1" r:id="rId7duyxz8vh1tcmun0ocwwr">
+      <w:hyperlink w:history="1" r:id="rIdv-arc3pzr45fvih0te5bx">
         <w:r>
           <w:rPr>
             <w:rStyle w:val="Hyperlink"/>
@@ -1192,7 +1192,7 @@
       <w:r>
         <w:t xml:space="preserve"> — modifié — </w:t>
       </w:r>
-      <w:hyperlink w:history="1" r:id="rIdhzbn8ta1w8z--dbvudypy">
+      <w:hyperlink w:history="1" r:id="rIdgf_f1a78izti2auoe6fpc">
         <w:r>
           <w:rPr>
             <w:rStyle w:val="Hyperlink"/>
